--- a/dist/exports/kcet-redox-reactions_revision_notes.docx
+++ b/dist/exports/kcet-redox-reactions_revision_notes.docx
@@ -164,10 +164,10 @@
             <w:r>
               <w:rPr>
                 <w:b/>
-                <w:color w:val="C53030"/>
+                <w:color w:val="2B6CB0"/>
                 <w:sz w:val="19"/>
               </w:rPr>
-              <w:t>Very High</w:t>
+              <w:t>High</w:t>
             </w:r>
           </w:p>
         </w:tc>
@@ -189,7 +189,7 @@
                 <w:color w:val="2D3748"/>
                 <w:sz w:val="19"/>
               </w:rPr>
-              <w:t>Kcet Redox Reactions - Core Application</w:t>
+              <w:t>Redox Reactions — Applied Cases, Reactions &amp; Traps</w:t>
             </w:r>
           </w:p>
         </w:tc>
@@ -209,7 +209,7 @@
               <w:rPr>
                 <w:sz w:val="19"/>
               </w:rPr>
-              <w:t>21 PYQs</w:t>
+              <w:t>14 PYQs</w:t>
             </w:r>
           </w:p>
         </w:tc>
@@ -230,7 +230,181 @@
                 <w:color w:val="718096"/>
                 <w:sz w:val="19"/>
               </w:rPr>
-              <w:t>General Concept</w:t>
+              <w:t>Applied Topics</w:t>
+            </w:r>
+          </w:p>
+        </w:tc>
+      </w:tr>
+      <w:tr>
+        <w:tc>
+          <w:tcPr>
+            <w:tcW w:type="dxa" w:w="2160"/>
+            <w:shd w:fill="FFFFFF"/>
+            <w:tcMar>
+              <w:top w:w="80" w:type="dxa"/>
+              <w:bottom w:w="80" w:type="dxa"/>
+              <w:left w:w="150" w:type="dxa"/>
+              <w:right w:w="150" w:type="dxa"/>
+            </w:tcMar>
+          </w:tcPr>
+          <w:p>
+            <w:r>
+              <w:rPr>
+                <w:b/>
+                <w:color w:val="718096"/>
+                <w:sz w:val="19"/>
+              </w:rPr>
+              <w:t>Moderate</w:t>
+            </w:r>
+          </w:p>
+        </w:tc>
+        <w:tc>
+          <w:tcPr>
+            <w:tcW w:type="dxa" w:w="4320"/>
+            <w:shd w:fill="FFFFFF"/>
+            <w:tcMar>
+              <w:top w:w="80" w:type="dxa"/>
+              <w:bottom w:w="80" w:type="dxa"/>
+              <w:left w:w="150" w:type="dxa"/>
+              <w:right w:w="150" w:type="dxa"/>
+            </w:tcMar>
+          </w:tcPr>
+          <w:p>
+            <w:r>
+              <w:rPr>
+                <w:b/>
+                <w:color w:val="2D3748"/>
+                <w:sz w:val="19"/>
+              </w:rPr>
+              <w:t>Redox Reactions — Standard Calculations &amp; Problem Archetypes</w:t>
+            </w:r>
+          </w:p>
+        </w:tc>
+        <w:tc>
+          <w:tcPr>
+            <w:tcW w:type="dxa" w:w="1728"/>
+            <w:shd w:fill="FFFFFF"/>
+            <w:tcMar>
+              <w:top w:w="80" w:type="dxa"/>
+              <w:bottom w:w="80" w:type="dxa"/>
+              <w:left w:w="150" w:type="dxa"/>
+              <w:right w:w="150" w:type="dxa"/>
+            </w:tcMar>
+          </w:tcPr>
+          <w:p>
+            <w:r>
+              <w:rPr>
+                <w:sz w:val="19"/>
+              </w:rPr>
+              <w:t>7 PYQs</w:t>
+            </w:r>
+          </w:p>
+        </w:tc>
+        <w:tc>
+          <w:tcPr>
+            <w:tcW w:type="dxa" w:w="1872"/>
+            <w:shd w:fill="FFFFFF"/>
+            <w:tcMar>
+              <w:top w:w="80" w:type="dxa"/>
+              <w:bottom w:w="80" w:type="dxa"/>
+              <w:left w:w="150" w:type="dxa"/>
+              <w:right w:w="150" w:type="dxa"/>
+            </w:tcMar>
+          </w:tcPr>
+          <w:p>
+            <w:r>
+              <w:rPr>
+                <w:color w:val="718096"/>
+                <w:sz w:val="19"/>
+              </w:rPr>
+              <w:t>Quantitative Analysis</w:t>
+            </w:r>
+          </w:p>
+        </w:tc>
+      </w:tr>
+      <w:tr>
+        <w:tc>
+          <w:tcPr>
+            <w:tcW w:type="dxa" w:w="2160"/>
+            <w:shd w:fill="F7FAFC"/>
+            <w:tcMar>
+              <w:top w:w="80" w:type="dxa"/>
+              <w:bottom w:w="80" w:type="dxa"/>
+              <w:left w:w="150" w:type="dxa"/>
+              <w:right w:w="150" w:type="dxa"/>
+            </w:tcMar>
+          </w:tcPr>
+          <w:p>
+            <w:r>
+              <w:rPr>
+                <w:b/>
+                <w:color w:val="718096"/>
+                <w:sz w:val="19"/>
+              </w:rPr>
+              <w:t>Standard</w:t>
+            </w:r>
+          </w:p>
+        </w:tc>
+        <w:tc>
+          <w:tcPr>
+            <w:tcW w:type="dxa" w:w="4320"/>
+            <w:shd w:fill="F7FAFC"/>
+            <w:tcMar>
+              <w:top w:w="80" w:type="dxa"/>
+              <w:bottom w:w="80" w:type="dxa"/>
+              <w:left w:w="150" w:type="dxa"/>
+              <w:right w:w="150" w:type="dxa"/>
+            </w:tcMar>
+          </w:tcPr>
+          <w:p>
+            <w:r>
+              <w:rPr>
+                <w:b/>
+                <w:color w:val="2D3748"/>
+                <w:sz w:val="19"/>
+              </w:rPr>
+              <w:t>Redox Reactions — Core Principles &amp; Governing Laws</w:t>
+            </w:r>
+          </w:p>
+        </w:tc>
+        <w:tc>
+          <w:tcPr>
+            <w:tcW w:type="dxa" w:w="1728"/>
+            <w:shd w:fill="F7FAFC"/>
+            <w:tcMar>
+              <w:top w:w="80" w:type="dxa"/>
+              <w:bottom w:w="80" w:type="dxa"/>
+              <w:left w:w="150" w:type="dxa"/>
+              <w:right w:w="150" w:type="dxa"/>
+            </w:tcMar>
+          </w:tcPr>
+          <w:p>
+            <w:r>
+              <w:rPr>
+                <w:sz w:val="19"/>
+              </w:rPr>
+              <w:t>2 PYQs</w:t>
+            </w:r>
+          </w:p>
+        </w:tc>
+        <w:tc>
+          <w:tcPr>
+            <w:tcW w:type="dxa" w:w="1872"/>
+            <w:shd w:fill="F7FAFC"/>
+            <w:tcMar>
+              <w:top w:w="80" w:type="dxa"/>
+              <w:bottom w:w="80" w:type="dxa"/>
+              <w:left w:w="150" w:type="dxa"/>
+              <w:right w:w="150" w:type="dxa"/>
+            </w:tcMar>
+          </w:tcPr>
+          <w:p>
+            <w:r>
+              <w:rPr>
+                <w:color w:val="718096"/>
+                <w:sz w:val="19"/>
+              </w:rPr>
+              <w:t>Core Principle</w:t>
             </w:r>
           </w:p>
         </w:tc>
@@ -311,6 +485,144 @@
           </w:p>
         </w:tc>
       </w:tr>
+      <w:tr>
+        <w:tc>
+          <w:tcPr>
+            <w:tcW w:type="dxa" w:w="3600"/>
+            <w:shd w:fill="F7FAFC"/>
+            <w:tcMar>
+              <w:top w:w="100" w:type="dxa"/>
+              <w:bottom w:w="100" w:type="dxa"/>
+              <w:left w:w="150" w:type="dxa"/>
+              <w:right w:w="150" w:type="dxa"/>
+            </w:tcMar>
+          </w:tcPr>
+          <w:p>
+            <w:r>
+              <w:rPr>
+                <w:b/>
+                <w:color w:val="1A365D"/>
+                <w:sz w:val="19"/>
+              </w:rPr>
+              <w:t>Redox Reactions — Applied Cases, Reactions &amp; Traps</w:t>
+            </w:r>
+          </w:p>
+        </w:tc>
+        <w:tc>
+          <w:tcPr>
+            <w:tcW w:type="dxa" w:w="6480"/>
+            <w:shd w:fill="F7FAFC"/>
+            <w:tcMar>
+              <w:top w:w="100" w:type="dxa"/>
+              <w:bottom w:w="100" w:type="dxa"/>
+              <w:left w:w="150" w:type="dxa"/>
+              <w:right w:w="150" w:type="dxa"/>
+            </w:tcMar>
+          </w:tcPr>
+          <w:p>
+            <w:r>
+              <w:rPr>
+                <w:rFonts w:ascii="Cambria Math" w:hAnsi="Cambria Math"/>
+                <w:color w:val="2D3748"/>
+                <w:sz w:val="19"/>
+              </w:rPr>
+              <w:t>2+2x=0, \quad 2[Ag(CN)_{2}]^{-}(aq)+Zn(s) \longrightarrow [Zn(CN)_{4}]^{2-}(aq)+2Ag(s), \quad NH_{4}NO_{3},N</w:t>
+            </w:r>
+          </w:p>
+        </w:tc>
+      </w:tr>
+      <w:tr>
+        <w:tc>
+          <w:tcPr>
+            <w:tcW w:type="dxa" w:w="3600"/>
+            <w:shd w:fill="FFFFFF"/>
+            <w:tcMar>
+              <w:top w:w="100" w:type="dxa"/>
+              <w:bottom w:w="100" w:type="dxa"/>
+              <w:left w:w="150" w:type="dxa"/>
+              <w:right w:w="150" w:type="dxa"/>
+            </w:tcMar>
+          </w:tcPr>
+          <w:p>
+            <w:r>
+              <w:rPr>
+                <w:b/>
+                <w:color w:val="1A365D"/>
+                <w:sz w:val="19"/>
+              </w:rPr>
+              <w:t>Redox Reactions — Standard Calculations &amp; Problem Archetypes</w:t>
+            </w:r>
+          </w:p>
+        </w:tc>
+        <w:tc>
+          <w:tcPr>
+            <w:tcW w:type="dxa" w:w="6480"/>
+            <w:shd w:fill="FFFFFF"/>
+            <w:tcMar>
+              <w:top w:w="100" w:type="dxa"/>
+              <w:bottom w:w="100" w:type="dxa"/>
+              <w:left w:w="150" w:type="dxa"/>
+              <w:right w:w="150" w:type="dxa"/>
+            </w:tcMar>
+          </w:tcPr>
+          <w:p>
+            <w:r>
+              <w:rPr>
+                <w:rFonts w:ascii="Cambria Math" w:hAnsi="Cambria Math"/>
+                <w:color w:val="2D3748"/>
+                <w:sz w:val="19"/>
+              </w:rPr>
+              <w:t>Cr^{+3}, \quad I_{2}, \quad Cl^{-}</w:t>
+            </w:r>
+          </w:p>
+        </w:tc>
+      </w:tr>
+      <w:tr>
+        <w:tc>
+          <w:tcPr>
+            <w:tcW w:type="dxa" w:w="3600"/>
+            <w:shd w:fill="F7FAFC"/>
+            <w:tcMar>
+              <w:top w:w="100" w:type="dxa"/>
+              <w:bottom w:w="100" w:type="dxa"/>
+              <w:left w:w="150" w:type="dxa"/>
+              <w:right w:w="150" w:type="dxa"/>
+            </w:tcMar>
+          </w:tcPr>
+          <w:p>
+            <w:r>
+              <w:rPr>
+                <w:b/>
+                <w:color w:val="1A365D"/>
+                <w:sz w:val="19"/>
+              </w:rPr>
+              <w:t>Redox Reactions — Core Principles &amp; Governing Laws</w:t>
+            </w:r>
+          </w:p>
+        </w:tc>
+        <w:tc>
+          <w:tcPr>
+            <w:tcW w:type="dxa" w:w="6480"/>
+            <w:shd w:fill="F7FAFC"/>
+            <w:tcMar>
+              <w:top w:w="100" w:type="dxa"/>
+              <w:bottom w:w="100" w:type="dxa"/>
+              <w:left w:w="150" w:type="dxa"/>
+              <w:right w:w="150" w:type="dxa"/>
+            </w:tcMar>
+          </w:tcPr>
+          <w:p>
+            <w:r>
+              <w:rPr>
+                <w:rFonts w:ascii="Cambria Math" w:hAnsi="Cambria Math"/>
+                <w:color w:val="2D3748"/>
+                <w:sz w:val="19"/>
+              </w:rPr>
+              <w:t>Cl_{2(g)}+2Br_{(aq)}^{-} \rightarrow 2Cl_{(aq)}^{-}+Br_{2(1)}, \quad 2H_{2}O_{2(aq)} \rightarrow 2H_{2}O_{(l)}+O_{2(g)}</w:t>
+            </w:r>
+          </w:p>
+        </w:tc>
+      </w:tr>
     </w:tbl>
     <w:p>
       <w:pPr>
@@ -338,7 +650,7 @@
           <w:color w:val="2B6CB0"/>
           <w:sz w:val="24"/>
         </w:rPr>
-        <w:t>3.1 Kcet Redox Reactions - Core Application (Very High Yield — 21 PYQs)</w:t>
+        <w:t>3.1 Redox Reactions — Applied Cases, Reactions &amp; Traps (High Yield — 14 PYQs)</w:t>
       </w:r>
     </w:p>
     <w:p>
@@ -353,7 +665,7 @@
         <w:rPr>
           <w:sz w:val="20"/>
         </w:rPr>
-        <w:t>Key problem pattern in Kcet Redox Reactions.</w:t>
+        <w:t>Special cases, experimental observations, and conceptual traps designed to test deep understanding of Redox Reactions.</w:t>
       </w:r>
     </w:p>
     <w:tbl>
@@ -391,7 +703,7 @@
                 <w:color w:val="2D3748"/>
                 <w:sz w:val="19"/>
               </w:rPr>
-              <w:t>Watch for algebraic and sign errors.</w:t>
+              <w:t>Read questions carefully for keywords like 'incorrect', 'not true', or non-standard conditions.</w:t>
             </w:r>
           </w:p>
         </w:tc>
@@ -432,7 +744,7 @@
                 <w:color w:val="2D3748"/>
                 <w:sz w:val="19"/>
               </w:rPr>
-              <w:t>Verify dimensions and boundary conditions.</w:t>
+              <w:t>Elimination of extreme or unphysical answer choices improves accuracy in assertion-reason and multiple-statement questions.</w:t>
             </w:r>
           </w:p>
         </w:tc>
@@ -515,6 +827,160 @@
           <w:b/>
           <w:sz w:val="18"/>
         </w:rPr>
+        <w:t xml:space="preserve">[2025 Shift] Q#3 (MCQ): </w:t>
+      </w:r>
+      <w:r>
+        <w:rPr>
+          <w:sz w:val="18"/>
+        </w:rPr>
+        <w:t xml:space="preserve">"Match List-I with List-II List-I (Types of redox reactions) List-II (Examples) a. Combination reaction i. $Cl_{2(g)}+2Br_{(aq)}^{-}..."  </w:t>
+      </w:r>
+      <w:r>
+        <w:rPr>
+          <w:b/>
+          <w:color w:val="2B6CB0"/>
+          <w:sz w:val="18"/>
+        </w:rPr>
+        <w:t>[Ans: N/A]</w:t>
+      </w:r>
+    </w:p>
+    <w:p>
+      <w:pPr>
+        <w:spacing w:after="120"/>
+      </w:pPr>
+    </w:p>
+    <w:p>
+      <w:pPr>
+        <w:pStyle w:val="Heading2"/>
+      </w:pPr>
+      <w:r>
+        <w:rPr>
+          <w:color w:val="2B6CB0"/>
+          <w:sz w:val="24"/>
+        </w:rPr>
+        <w:t>3.2 Redox Reactions — Standard Calculations &amp; Problem Archetypes (Moderate Yield — 7 PYQs)</w:t>
+      </w:r>
+    </w:p>
+    <w:p>
+      <w:r>
+        <w:rPr>
+          <w:b/>
+          <w:sz w:val="20"/>
+        </w:rPr>
+        <w:t xml:space="preserve">Core Principle: </w:t>
+      </w:r>
+      <w:r>
+        <w:rPr>
+          <w:sz w:val="20"/>
+        </w:rPr>
+        <w:t>Quantitative numerical problem-solving techniques and standard question patterns frequently seen in Redox Reactions.</w:t>
+      </w:r>
+    </w:p>
+    <w:tbl>
+      <w:tblPr>
+        <w:tblW w:type="auto" w:w="0"/>
+        <w:jc w:val="center"/>
+        <w:tblLook w:firstColumn="1" w:firstRow="1" w:lastColumn="0" w:lastRow="0" w:noHBand="0" w:noVBand="1" w:val="04A0"/>
+      </w:tblPr>
+      <w:tblGrid>
+        <w:gridCol w:w="10080"/>
+      </w:tblGrid>
+      <w:tr>
+        <w:tc>
+          <w:tcPr>
+            <w:tcW w:type="dxa" w:w="10080"/>
+            <w:shd w:fill="FFF5F5"/>
+            <w:tcMar>
+              <w:top w:w="100" w:type="dxa"/>
+              <w:bottom w:w="100" w:type="dxa"/>
+              <w:left w:w="150" w:type="dxa"/>
+              <w:right w:w="150" w:type="dxa"/>
+            </w:tcMar>
+          </w:tcPr>
+          <w:p>
+            <w:r>
+              <w:rPr>
+                <w:b/>
+                <w:color w:val="C53030"/>
+                <w:sz w:val="19"/>
+              </w:rPr>
+              <w:t xml:space="preserve">⚠️ Common Trap / JEE Pitfall: </w:t>
+            </w:r>
+            <w:r>
+              <w:rPr>
+                <w:color w:val="2D3748"/>
+                <w:sz w:val="19"/>
+              </w:rPr>
+              <w:t>Watch for algebraic rounding, stoichiometric balancing, and boundary condition checks.</w:t>
+            </w:r>
+          </w:p>
+        </w:tc>
+      </w:tr>
+    </w:tbl>
+    <w:tbl>
+      <w:tblPr>
+        <w:tblW w:type="auto" w:w="0"/>
+        <w:jc w:val="center"/>
+        <w:tblLook w:firstColumn="1" w:firstRow="1" w:lastColumn="0" w:lastRow="0" w:noHBand="0" w:noVBand="1" w:val="04A0"/>
+      </w:tblPr>
+      <w:tblGrid>
+        <w:gridCol w:w="10080"/>
+      </w:tblGrid>
+      <w:tr>
+        <w:tc>
+          <w:tcPr>
+            <w:tcW w:type="dxa" w:w="10080"/>
+            <w:shd w:fill="F0FFF4"/>
+            <w:tcMar>
+              <w:top w:w="100" w:type="dxa"/>
+              <w:bottom w:w="100" w:type="dxa"/>
+              <w:left w:w="150" w:type="dxa"/>
+              <w:right w:w="150" w:type="dxa"/>
+            </w:tcMar>
+          </w:tcPr>
+          <w:p>
+            <w:r>
+              <w:rPr>
+                <w:b/>
+                <w:color w:val="276749"/>
+                <w:sz w:val="19"/>
+              </w:rPr>
+              <w:t xml:space="preserve">💡 Speed Hack / Trick: </w:t>
+            </w:r>
+            <w:r>
+              <w:rPr>
+                <w:color w:val="2D3748"/>
+                <w:sz w:val="19"/>
+              </w:rPr>
+              <w:t>Dimensional consistency checks and ratio comparisons can quickly eliminate incorrect options.</w:t>
+            </w:r>
+          </w:p>
+        </w:tc>
+      </w:tr>
+    </w:tbl>
+    <w:p>
+      <w:pPr>
+        <w:spacing w:before="120" w:after="40"/>
+      </w:pPr>
+      <w:r>
+        <w:rPr>
+          <w:b/>
+          <w:color w:val="1A365D"/>
+          <w:sz w:val="19"/>
+        </w:rPr>
+        <w:t>Source PYQs testing this concept:</w:t>
+      </w:r>
+    </w:p>
+    <w:p>
+      <w:pPr>
+        <w:pStyle w:val="ListBullet"/>
+        <w:spacing w:after="40"/>
+      </w:pPr>
+      <w:r>
+        <w:rPr>
+          <w:b/>
+          <w:sz w:val="18"/>
+        </w:rPr>
         <w:t xml:space="preserve">[2025 Shift] Q#1 (MCQ): </w:t>
       </w:r>
       <w:r>
@@ -522,6 +988,241 @@
           <w:sz w:val="18"/>
         </w:rPr>
         <w:t xml:space="preserve">"In the titration of potassium permanganate (KMnO_(4)) against Ferrous ammonium sulphate (FAS) solution, dilute sulphuric acid but not ni..."  </w:t>
+      </w:r>
+      <w:r>
+        <w:rPr>
+          <w:b/>
+          <w:color w:val="2B6CB0"/>
+          <w:sz w:val="18"/>
+        </w:rPr>
+        <w:t>[Ans: N/A]</w:t>
+      </w:r>
+    </w:p>
+    <w:p>
+      <w:pPr>
+        <w:pStyle w:val="ListBullet"/>
+        <w:spacing w:after="40"/>
+      </w:pPr>
+      <w:r>
+        <w:rPr>
+          <w:b/>
+          <w:sz w:val="18"/>
+        </w:rPr>
+        <w:t xml:space="preserve">[2020 Shift] Q#1 (MCQ): </w:t>
+      </w:r>
+      <w:r>
+        <w:rPr>
+          <w:sz w:val="18"/>
+        </w:rPr>
+        <w:t xml:space="preserve">"The oxidation number of nitrogen atoms in NH_(4)NO_(3) are..."  </w:t>
+      </w:r>
+      <w:r>
+        <w:rPr>
+          <w:b/>
+          <w:color w:val="2B6CB0"/>
+          <w:sz w:val="18"/>
+        </w:rPr>
+        <w:t>[Ans: N/A]</w:t>
+      </w:r>
+    </w:p>
+    <w:p>
+      <w:pPr>
+        <w:pStyle w:val="ListBullet"/>
+        <w:spacing w:after="40"/>
+      </w:pPr>
+      <w:r>
+        <w:rPr>
+          <w:b/>
+          <w:sz w:val="18"/>
+        </w:rPr>
+        <w:t xml:space="preserve">[2020 Shift] Q#2 (MCQ): </w:t>
+      </w:r>
+      <w:r>
+        <w:rPr>
+          <w:sz w:val="18"/>
+        </w:rPr>
+        <w:t xml:space="preserve">"In which of the following cases a chemical reaction is possible?..."  </w:t>
+      </w:r>
+      <w:r>
+        <w:rPr>
+          <w:b/>
+          <w:color w:val="2B6CB0"/>
+          <w:sz w:val="18"/>
+        </w:rPr>
+        <w:t>[Ans: N/A]</w:t>
+      </w:r>
+    </w:p>
+    <w:p>
+      <w:pPr>
+        <w:spacing w:after="120"/>
+      </w:pPr>
+    </w:p>
+    <w:p>
+      <w:pPr>
+        <w:pStyle w:val="Heading2"/>
+      </w:pPr>
+      <w:r>
+        <w:rPr>
+          <w:color w:val="2B6CB0"/>
+          <w:sz w:val="24"/>
+        </w:rPr>
+        <w:t>3.3 Redox Reactions — Core Principles &amp; Governing Laws (Standard Yield — 2 PYQs)</w:t>
+      </w:r>
+    </w:p>
+    <w:p>
+      <w:r>
+        <w:rPr>
+          <w:b/>
+          <w:sz w:val="20"/>
+        </w:rPr>
+        <w:t xml:space="preserve">Core Principle: </w:t>
+      </w:r>
+      <w:r>
+        <w:rPr>
+          <w:sz w:val="20"/>
+        </w:rPr>
+        <w:t>Fundamental definitions, core postulates, and governing physical/chemical relations in Redox Reactions.</w:t>
+      </w:r>
+    </w:p>
+    <w:tbl>
+      <w:tblPr>
+        <w:tblW w:type="auto" w:w="0"/>
+        <w:jc w:val="center"/>
+        <w:tblLook w:firstColumn="1" w:firstRow="1" w:lastColumn="0" w:lastRow="0" w:noHBand="0" w:noVBand="1" w:val="04A0"/>
+      </w:tblPr>
+      <w:tblGrid>
+        <w:gridCol w:w="10080"/>
+      </w:tblGrid>
+      <w:tr>
+        <w:tc>
+          <w:tcPr>
+            <w:tcW w:type="dxa" w:w="10080"/>
+            <w:shd w:fill="FFF5F5"/>
+            <w:tcMar>
+              <w:top w:w="100" w:type="dxa"/>
+              <w:bottom w:w="100" w:type="dxa"/>
+              <w:left w:w="150" w:type="dxa"/>
+              <w:right w:w="150" w:type="dxa"/>
+            </w:tcMar>
+          </w:tcPr>
+          <w:p>
+            <w:r>
+              <w:rPr>
+                <w:b/>
+                <w:color w:val="C53030"/>
+                <w:sz w:val="19"/>
+              </w:rPr>
+              <w:t xml:space="preserve">⚠️ Common Trap / JEE Pitfall: </w:t>
+            </w:r>
+            <w:r>
+              <w:rPr>
+                <w:color w:val="2D3748"/>
+                <w:sz w:val="19"/>
+              </w:rPr>
+              <w:t>Carefully verify units, standard reference states, and sign conventions in Redox Reactions.</w:t>
+            </w:r>
+          </w:p>
+        </w:tc>
+      </w:tr>
+    </w:tbl>
+    <w:tbl>
+      <w:tblPr>
+        <w:tblW w:type="auto" w:w="0"/>
+        <w:jc w:val="center"/>
+        <w:tblLook w:firstColumn="1" w:firstRow="1" w:lastColumn="0" w:lastRow="0" w:noHBand="0" w:noVBand="1" w:val="04A0"/>
+      </w:tblPr>
+      <w:tblGrid>
+        <w:gridCol w:w="10080"/>
+      </w:tblGrid>
+      <w:tr>
+        <w:tc>
+          <w:tcPr>
+            <w:tcW w:type="dxa" w:w="10080"/>
+            <w:shd w:fill="F0FFF4"/>
+            <w:tcMar>
+              <w:top w:w="100" w:type="dxa"/>
+              <w:bottom w:w="100" w:type="dxa"/>
+              <w:left w:w="150" w:type="dxa"/>
+              <w:right w:w="150" w:type="dxa"/>
+            </w:tcMar>
+          </w:tcPr>
+          <w:p>
+            <w:r>
+              <w:rPr>
+                <w:b/>
+                <w:color w:val="276749"/>
+                <w:sz w:val="19"/>
+              </w:rPr>
+              <w:t xml:space="preserve">💡 Speed Hack / Trick: </w:t>
+            </w:r>
+            <w:r>
+              <w:rPr>
+                <w:color w:val="2D3748"/>
+                <w:sz w:val="19"/>
+              </w:rPr>
+              <w:t>Focus on high-yield formulas and standard limiting approximations tested in Redox Reactions PYQs.</w:t>
+            </w:r>
+          </w:p>
+        </w:tc>
+      </w:tr>
+    </w:tbl>
+    <w:p>
+      <w:pPr>
+        <w:spacing w:before="120" w:after="40"/>
+      </w:pPr>
+      <w:r>
+        <w:rPr>
+          <w:b/>
+          <w:color w:val="1A365D"/>
+          <w:sz w:val="19"/>
+        </w:rPr>
+        <w:t>Source PYQs testing this concept:</w:t>
+      </w:r>
+    </w:p>
+    <w:p>
+      <w:pPr>
+        <w:pStyle w:val="ListBullet"/>
+        <w:spacing w:after="40"/>
+      </w:pPr>
+      <w:r>
+        <w:rPr>
+          <w:b/>
+          <w:sz w:val="18"/>
+        </w:rPr>
+        <w:t xml:space="preserve">[2025 Shift] Q#3 (MCQ): </w:t>
+      </w:r>
+      <w:r>
+        <w:rPr>
+          <w:sz w:val="18"/>
+        </w:rPr>
+        <w:t xml:space="preserve">"Match List-I with List-II List-I (Types of redox reactions) List-II (Examples) a. Combination reaction i. $Cl_{2(g)}+2Br_{(aq)}^{-}..."  </w:t>
+      </w:r>
+      <w:r>
+        <w:rPr>
+          <w:b/>
+          <w:color w:val="2B6CB0"/>
+          <w:sz w:val="18"/>
+        </w:rPr>
+        <w:t>[Ans: N/A]</w:t>
+      </w:r>
+    </w:p>
+    <w:p>
+      <w:pPr>
+        <w:pStyle w:val="ListBullet"/>
+        <w:spacing w:after="40"/>
+      </w:pPr>
+      <w:r>
+        <w:rPr>
+          <w:b/>
+          <w:sz w:val="18"/>
+        </w:rPr>
+        <w:t xml:space="preserve">[2021 Shift] Q#3 (MCQ): </w:t>
+      </w:r>
+      <w:r>
+        <w:rPr>
+          <w:sz w:val="18"/>
+        </w:rPr>
+        <w:t xml:space="preserve">"Which of the following is not true for oxidation?..."  </w:t>
       </w:r>
       <w:r>
         <w:rPr>
@@ -662,6 +1363,248 @@
               <w:t>Solution Analysis:</w:t>
               <w:br/>
               <w:t>In acidic medium, MnO_(4)^- oxidises oxalate ion C_(2)O_(4)^2- to CO_(2) , and itself gets reduced to Mn^2+ . First write the two half-reactions. For oxalate ion: C_(2)O_(4)^2- → 2CO_(2) Carbon is oxidised here, and the balanced half-reaction is: C_(2)O_(4)^2- → 2CO_(2)+2e^- For permanganate ion in acidic medium: MnO_(4)^- → Mn^2+ Balancing oxygen and hydrogen using H_(2)O and H^+ : MnO_(4)^-+8H^++5e^- → Mn^2++4H_(2)O Now electrons must be equal. Oxalate gives 2e^- , while permanganate takes 5e^- . LCM of 2 and 5 is 10 . Multiply the oxalate half-reaction by 5 : 5C_(2)O_(4)^2- → 10CO_(2)+10e^- Multiply the permanganate half-reaction by 2 : 2MnO_(4)^-+16H^++10e^- → 2Mn^2++8H_(2)O Adding both: 5C_(2)O_(4)^2-+2MnO_(4)^-+16H^+ → 2Mn^2++8H_(2)O+10CO_(2) So, a=5,x=2 Correct option: A, 5,2</w:t>
+            </w:r>
+          </w:p>
+        </w:tc>
+      </w:tr>
+    </w:tbl>
+    <w:p>
+      <w:pPr>
+        <w:spacing w:after="120"/>
+      </w:pPr>
+    </w:p>
+    <w:p>
+      <w:pPr>
+        <w:spacing w:before="160" w:after="40"/>
+      </w:pPr>
+      <w:r>
+        <w:rPr>
+          <w:b/>
+          <w:color w:val="1A365D"/>
+          <w:sz w:val="22"/>
+        </w:rPr>
+        <w:t>Benchmark Problem 2: KCET 2025 (Q#3)</w:t>
+      </w:r>
+    </w:p>
+    <w:p>
+      <w:pPr>
+        <w:spacing w:after="80"/>
+      </w:pPr>
+      <w:r>
+        <w:rPr>
+          <w:sz w:val="20"/>
+        </w:rPr>
+        <w:t>Match List-I with List-II List-I (Types of redox reactions) List-II (Examples) a. Combination reaction i. Cl_(2(g))+2Br_((aq))^- → 2Cl_((aq))^-+Br_(2(1)) b. Decomposition reaction ii. 2H_(2)O_(2(aq)) → 2H_(2)O_((l))+O_(2(g)) c. Displacement reaction iii. CH_(4(g))+2O_(2(g))vec(→ ≤ ftarrow)CO_(2(g))+2H_(2)O_((l)) d. Disproportionation reaction iv. 2H_(2)O_((1))vec(→ ≤ ftarrow)2H_(2(g))+O_(2(g)) Choose the correct answer from the options given below.</w:t>
+      </w:r>
+    </w:p>
+    <w:p>
+      <w:pPr>
+        <w:pStyle w:val="ListBullet"/>
+        <w:spacing w:after="20"/>
+      </w:pPr>
+      <w:r>
+        <w:rPr>
+          <w:sz w:val="19"/>
+        </w:rPr>
+        <w:t>(A) a-iv, b-iii, c-i, d-ii</w:t>
+      </w:r>
+    </w:p>
+    <w:p>
+      <w:pPr>
+        <w:pStyle w:val="ListBullet"/>
+        <w:spacing w:after="20"/>
+      </w:pPr>
+      <w:r>
+        <w:rPr>
+          <w:sz w:val="19"/>
+        </w:rPr>
+        <w:t>(B) a-ii, b-i, c-iv, d-iii</w:t>
+      </w:r>
+    </w:p>
+    <w:p>
+      <w:pPr>
+        <w:pStyle w:val="ListBullet"/>
+        <w:spacing w:after="20"/>
+      </w:pPr>
+      <w:r>
+        <w:rPr>
+          <w:sz w:val="19"/>
+        </w:rPr>
+        <w:t>(C) a-iii, b-iv, c-i, d-ii</w:t>
+      </w:r>
+    </w:p>
+    <w:p>
+      <w:pPr>
+        <w:pStyle w:val="ListBullet"/>
+        <w:spacing w:after="20"/>
+      </w:pPr>
+      <w:r>
+        <w:rPr>
+          <w:sz w:val="19"/>
+        </w:rPr>
+        <w:t>(D) a-iii, b-ii, c-i, d-iv</w:t>
+      </w:r>
+    </w:p>
+    <w:tbl>
+      <w:tblPr>
+        <w:tblW w:type="auto" w:w="0"/>
+        <w:jc w:val="center"/>
+        <w:tblLook w:firstColumn="1" w:firstRow="1" w:lastColumn="0" w:lastRow="0" w:noHBand="0" w:noVBand="1" w:val="04A0"/>
+      </w:tblPr>
+      <w:tblGrid>
+        <w:gridCol w:w="10080"/>
+      </w:tblGrid>
+      <w:tr>
+        <w:tc>
+          <w:tcPr>
+            <w:tcW w:type="dxa" w:w="10080"/>
+            <w:shd w:fill="F7FAFC"/>
+            <w:tcMar>
+              <w:top w:w="100" w:type="dxa"/>
+              <w:bottom w:w="100" w:type="dxa"/>
+              <w:left w:w="150" w:type="dxa"/>
+              <w:right w:w="150" w:type="dxa"/>
+            </w:tcMar>
+          </w:tcPr>
+          <w:p>
+            <w:r>
+              <w:rPr>
+                <w:b/>
+                <w:color w:val="1A365D"/>
+                <w:sz w:val="19"/>
+              </w:rPr>
+              <w:t>Correct Answer: None</w:t>
+              <w:br/>
+            </w:r>
+            <w:r>
+              <w:rPr>
+                <w:color w:val="2D3748"/>
+                <w:sz w:val="18"/>
+              </w:rPr>
+              <w:t>Solution Analysis:</w:t>
+              <w:br/>
+              <w:t>Combination reaction - no example given Decomposition reaction - H_(2)O_(2(aq)) → H_(2)O_((ℓ))+O_(2(g)) H_(2)O_((ℓ))vec(→ ≤ ftarrow)2H_(2(g))+O_(2(g)) Displacement reaction - Cl_(2(g))+2Br_((aq))^- → 2Cl_((aq))^-+Br_(2(g)) Disproportionation reaction - 2H_(2)O_(2(aq)) → 2H_(2)O_((ℓ))+O_(2(g))</w:t>
+            </w:r>
+          </w:p>
+        </w:tc>
+      </w:tr>
+    </w:tbl>
+    <w:p>
+      <w:pPr>
+        <w:spacing w:after="120"/>
+      </w:pPr>
+    </w:p>
+    <w:p>
+      <w:pPr>
+        <w:spacing w:before="160" w:after="40"/>
+      </w:pPr>
+      <w:r>
+        <w:rPr>
+          <w:b/>
+          <w:color w:val="1A365D"/>
+          <w:sz w:val="22"/>
+        </w:rPr>
+        <w:t>Benchmark Problem 3: KCET 2020 (Q#1)</w:t>
+      </w:r>
+    </w:p>
+    <w:p>
+      <w:pPr>
+        <w:spacing w:after="80"/>
+      </w:pPr>
+      <w:r>
+        <w:rPr>
+          <w:sz w:val="20"/>
+        </w:rPr>
+        <w:t>The oxidation number of nitrogen atoms in NH_(4)NO_(3) are</w:t>
+      </w:r>
+    </w:p>
+    <w:p>
+      <w:pPr>
+        <w:pStyle w:val="ListBullet"/>
+        <w:spacing w:after="20"/>
+      </w:pPr>
+      <w:r>
+        <w:rPr>
+          <w:sz w:val="19"/>
+        </w:rPr>
+        <w:t>(A) +5,+5</w:t>
+      </w:r>
+    </w:p>
+    <w:p>
+      <w:pPr>
+        <w:pStyle w:val="ListBullet"/>
+        <w:spacing w:after="20"/>
+      </w:pPr>
+      <w:r>
+        <w:rPr>
+          <w:sz w:val="19"/>
+        </w:rPr>
+        <w:t>(B) -3,+5</w:t>
+      </w:r>
+    </w:p>
+    <w:p>
+      <w:pPr>
+        <w:pStyle w:val="ListBullet"/>
+        <w:spacing w:after="20"/>
+      </w:pPr>
+      <w:r>
+        <w:rPr>
+          <w:sz w:val="19"/>
+        </w:rPr>
+        <w:t>(C) +3,-5</w:t>
+      </w:r>
+    </w:p>
+    <w:p>
+      <w:pPr>
+        <w:pStyle w:val="ListBullet"/>
+        <w:spacing w:after="20"/>
+      </w:pPr>
+      <w:r>
+        <w:rPr>
+          <w:sz w:val="19"/>
+        </w:rPr>
+        <w:t>(D) -3,-3</w:t>
+      </w:r>
+    </w:p>
+    <w:tbl>
+      <w:tblPr>
+        <w:tblW w:type="auto" w:w="0"/>
+        <w:jc w:val="center"/>
+        <w:tblLook w:firstColumn="1" w:firstRow="1" w:lastColumn="0" w:lastRow="0" w:noHBand="0" w:noVBand="1" w:val="04A0"/>
+      </w:tblPr>
+      <w:tblGrid>
+        <w:gridCol w:w="10080"/>
+      </w:tblGrid>
+      <w:tr>
+        <w:tc>
+          <w:tcPr>
+            <w:tcW w:type="dxa" w:w="10080"/>
+            <w:shd w:fill="F7FAFC"/>
+            <w:tcMar>
+              <w:top w:w="100" w:type="dxa"/>
+              <w:bottom w:w="100" w:type="dxa"/>
+              <w:left w:w="150" w:type="dxa"/>
+              <w:right w:w="150" w:type="dxa"/>
+            </w:tcMar>
+          </w:tcPr>
+          <w:p>
+            <w:r>
+              <w:rPr>
+                <w:b/>
+                <w:color w:val="1A365D"/>
+                <w:sz w:val="19"/>
+              </w:rPr>
+              <w:t>Correct Answer: None</w:t>
+              <w:br/>
+            </w:r>
+            <w:r>
+              <w:rPr>
+                <w:color w:val="2D3748"/>
+                <w:sz w:val="18"/>
+              </w:rPr>
+              <w:t>Solution Analysis:</w:t>
+              <w:br/>
+              <w:t>\underset(N_(1))NH_(4)\underset(N_(2))NO_(3)\longrightarrowNH_(4)^++NO_(3)^- For oxidation number of N_(1) → x+4=+1 x=+1-4=-3 So, oxidation state of first nitrogen is -3 . For oxidation state of second nitrogen (N_(2)) → x-6 =-1 x =-1+6=+5 So, the answer is -3 and +5 .</w:t>
             </w:r>
           </w:p>
         </w:tc>

--- a/dist/exports/kcet-redox-reactions_revision_notes.docx
+++ b/dist/exports/kcet-redox-reactions_revision_notes.docx
@@ -13,7 +13,7 @@
           <w:color w:val="1A365D"/>
           <w:sz w:val="44"/>
         </w:rPr>
-        <w:t>JEE MAIN REVISION MASTER: REDOX REACTIONS 2026 2 QUESTIONS 3.33% WEIGHTAGE ↓33.4%</w:t>
+        <w:t>JEE MAIN REVISION MASTER: REDOX REACTIONS</w:t>
       </w:r>
     </w:p>
     <w:p>
@@ -189,7 +189,7 @@
                 <w:color w:val="2D3748"/>
                 <w:sz w:val="19"/>
               </w:rPr>
-              <w:t>Redox Reactions — Applied Cases, Reactions &amp; Traps</w:t>
+              <w:t>Redox Reactions — Core Principles &amp; Governing Laws</w:t>
             </w:r>
           </w:p>
         </w:tc>
@@ -209,7 +209,7 @@
               <w:rPr>
                 <w:sz w:val="19"/>
               </w:rPr>
-              <w:t>14 PYQs</w:t>
+              <w:t>11 PYQs</w:t>
             </w:r>
           </w:p>
         </w:tc>
@@ -230,7 +230,7 @@
                 <w:color w:val="718096"/>
                 <w:sz w:val="19"/>
               </w:rPr>
-              <w:t>Applied Topics</w:t>
+              <w:t>Core Principle</w:t>
             </w:r>
           </w:p>
         </w:tc>
@@ -251,10 +251,10 @@
             <w:r>
               <w:rPr>
                 <w:b/>
-                <w:color w:val="718096"/>
+                <w:color w:val="2B6CB0"/>
                 <w:sz w:val="19"/>
               </w:rPr>
-              <w:t>Moderate</w:t>
+              <w:t>High</w:t>
             </w:r>
           </w:p>
         </w:tc>
@@ -276,7 +276,7 @@
                 <w:color w:val="2D3748"/>
                 <w:sz w:val="19"/>
               </w:rPr>
-              <w:t>Redox Reactions — Standard Calculations &amp; Problem Archetypes</w:t>
+              <w:t>Redox Reactions — Applied Cases, Reactions &amp; Traps</w:t>
             </w:r>
           </w:p>
         </w:tc>
@@ -296,7 +296,7 @@
               <w:rPr>
                 <w:sz w:val="19"/>
               </w:rPr>
-              <w:t>7 PYQs</w:t>
+              <w:t>11 PYQs</w:t>
             </w:r>
           </w:p>
         </w:tc>
@@ -317,7 +317,7 @@
                 <w:color w:val="718096"/>
                 <w:sz w:val="19"/>
               </w:rPr>
-              <w:t>Quantitative Analysis</w:t>
+              <w:t>Applied Topics</w:t>
             </w:r>
           </w:p>
         </w:tc>
@@ -363,7 +363,7 @@
                 <w:color w:val="2D3748"/>
                 <w:sz w:val="19"/>
               </w:rPr>
-              <w:t>Redox Reactions — Core Principles &amp; Governing Laws</w:t>
+              <w:t>Redox Reactions — Standard Calculations &amp; Problem Archetypes</w:t>
             </w:r>
           </w:p>
         </w:tc>
@@ -383,7 +383,7 @@
               <w:rPr>
                 <w:sz w:val="19"/>
               </w:rPr>
-              <w:t>2 PYQs</w:t>
+              <w:t>1 PYQs</w:t>
             </w:r>
           </w:p>
         </w:tc>
@@ -404,7 +404,7 @@
                 <w:color w:val="718096"/>
                 <w:sz w:val="19"/>
               </w:rPr>
-              <w:t>Core Principle</w:t>
+              <w:t>Quantitative Analysis</w:t>
             </w:r>
           </w:p>
         </w:tc>
@@ -504,7 +504,7 @@
                 <w:color w:val="1A365D"/>
                 <w:sz w:val="19"/>
               </w:rPr>
-              <w:t>Redox Reactions — Applied Cases, Reactions &amp; Traps</w:t>
+              <w:t>Redox Reactions — Core Principles &amp; Governing Laws</w:t>
             </w:r>
           </w:p>
         </w:tc>
@@ -526,7 +526,7 @@
                 <w:color w:val="2D3748"/>
                 <w:sz w:val="19"/>
               </w:rPr>
-              <w:t>2+2x=0, \quad 2[Ag(CN)_{2}]^{-}(aq)+Zn(s) \longrightarrow [Zn(CN)_{4}]^{2-}(aq)+2Ag(s), \quad NH_{4}NO_{3},N</w:t>
+              <w:t>2Cu^{2+}+4I^{-} \longrightarrow 2CuI_{2}, \quad 2Cl^{-} \rightarrow Cl_{2}+2e^{-}, \quad \begin{aligned} x-6 &amp; =-1 \\ x &amp; =-1+6=+5 \end{aligned}</w:t>
             </w:r>
           </w:p>
         </w:tc>
@@ -550,7 +550,7 @@
                 <w:color w:val="1A365D"/>
                 <w:sz w:val="19"/>
               </w:rPr>
-              <w:t>Redox Reactions — Standard Calculations &amp; Problem Archetypes</w:t>
+              <w:t>Redox Reactions — Applied Cases, Reactions &amp; Traps</w:t>
             </w:r>
           </w:p>
         </w:tc>
@@ -572,7 +572,7 @@
                 <w:color w:val="2D3748"/>
                 <w:sz w:val="19"/>
               </w:rPr>
-              <w:t>Cr^{+3}, \quad I_{2}, \quad Cl^{-}</w:t>
+              <w:t>Cl_{2}^{0}+H_{2}O \rightarrow \bar{HCl}+\overset{(+1)}{HOCl}, \quad KMnO_{4}, \quad 2MnO_{4}^{-}+3SO_{2}+4H^{+} \longrightarrow 2Mn^{2+}+3SO_{4}^{2-}+2H_{2}O</w:t>
             </w:r>
           </w:p>
         </w:tc>
@@ -596,7 +596,7 @@
                 <w:color w:val="1A365D"/>
                 <w:sz w:val="19"/>
               </w:rPr>
-              <w:t>Redox Reactions — Core Principles &amp; Governing Laws</w:t>
+              <w:t>Redox Reactions — Standard Calculations &amp; Problem Archetypes</w:t>
             </w:r>
           </w:p>
         </w:tc>
@@ -618,7 +618,7 @@
                 <w:color w:val="2D3748"/>
                 <w:sz w:val="19"/>
               </w:rPr>
-              <w:t>Cl_{2(g)}+2Br_{(aq)}^{-} \rightarrow 2Cl_{(aq)}^{-}+Br_{2(1)}, \quad 2H_{2}O_{2(aq)} \rightarrow 2H_{2}O_{(l)}+O_{2(g)}</w:t>
+              <w:t>AgNO_{3}</w:t>
             </w:r>
           </w:p>
         </w:tc>
@@ -650,7 +650,215 @@
           <w:color w:val="2B6CB0"/>
           <w:sz w:val="24"/>
         </w:rPr>
-        <w:t>3.1 Redox Reactions — Applied Cases, Reactions &amp; Traps (High Yield — 14 PYQs)</w:t>
+        <w:t>3.1 Redox Reactions — Core Principles &amp; Governing Laws (High Yield — 11 PYQs)</w:t>
+      </w:r>
+    </w:p>
+    <w:p>
+      <w:r>
+        <w:rPr>
+          <w:b/>
+          <w:sz w:val="20"/>
+        </w:rPr>
+        <w:t xml:space="preserve">Core Principle: </w:t>
+      </w:r>
+      <w:r>
+        <w:rPr>
+          <w:sz w:val="20"/>
+        </w:rPr>
+        <w:t>Fundamental definitions, core postulates, and governing physical/chemical relations in Redox Reactions.</w:t>
+      </w:r>
+    </w:p>
+    <w:tbl>
+      <w:tblPr>
+        <w:tblW w:type="auto" w:w="0"/>
+        <w:jc w:val="center"/>
+        <w:tblLook w:firstColumn="1" w:firstRow="1" w:lastColumn="0" w:lastRow="0" w:noHBand="0" w:noVBand="1" w:val="04A0"/>
+      </w:tblPr>
+      <w:tblGrid>
+        <w:gridCol w:w="10080"/>
+      </w:tblGrid>
+      <w:tr>
+        <w:tc>
+          <w:tcPr>
+            <w:tcW w:type="dxa" w:w="10080"/>
+            <w:shd w:fill="FFF5F5"/>
+            <w:tcMar>
+              <w:top w:w="100" w:type="dxa"/>
+              <w:bottom w:w="100" w:type="dxa"/>
+              <w:left w:w="150" w:type="dxa"/>
+              <w:right w:w="150" w:type="dxa"/>
+            </w:tcMar>
+          </w:tcPr>
+          <w:p>
+            <w:r>
+              <w:rPr>
+                <w:b/>
+                <w:color w:val="C53030"/>
+                <w:sz w:val="19"/>
+              </w:rPr>
+              <w:t xml:space="preserve">⚠️ Common Trap / JEE Pitfall: </w:t>
+            </w:r>
+            <w:r>
+              <w:rPr>
+                <w:color w:val="2D3748"/>
+                <w:sz w:val="19"/>
+              </w:rPr>
+              <w:t>Carefully verify units, standard reference states, and sign conventions in Redox Reactions.</w:t>
+            </w:r>
+          </w:p>
+        </w:tc>
+      </w:tr>
+    </w:tbl>
+    <w:tbl>
+      <w:tblPr>
+        <w:tblW w:type="auto" w:w="0"/>
+        <w:jc w:val="center"/>
+        <w:tblLook w:firstColumn="1" w:firstRow="1" w:lastColumn="0" w:lastRow="0" w:noHBand="0" w:noVBand="1" w:val="04A0"/>
+      </w:tblPr>
+      <w:tblGrid>
+        <w:gridCol w:w="10080"/>
+      </w:tblGrid>
+      <w:tr>
+        <w:tc>
+          <w:tcPr>
+            <w:tcW w:type="dxa" w:w="10080"/>
+            <w:shd w:fill="F0FFF4"/>
+            <w:tcMar>
+              <w:top w:w="100" w:type="dxa"/>
+              <w:bottom w:w="100" w:type="dxa"/>
+              <w:left w:w="150" w:type="dxa"/>
+              <w:right w:w="150" w:type="dxa"/>
+            </w:tcMar>
+          </w:tcPr>
+          <w:p>
+            <w:r>
+              <w:rPr>
+                <w:b/>
+                <w:color w:val="276749"/>
+                <w:sz w:val="19"/>
+              </w:rPr>
+              <w:t xml:space="preserve">💡 Speed Hack / Trick: </w:t>
+            </w:r>
+            <w:r>
+              <w:rPr>
+                <w:color w:val="2D3748"/>
+                <w:sz w:val="19"/>
+              </w:rPr>
+              <w:t>Focus on high-yield formulas and standard limiting approximations tested in Redox Reactions PYQs.</w:t>
+            </w:r>
+          </w:p>
+        </w:tc>
+      </w:tr>
+    </w:tbl>
+    <w:p>
+      <w:pPr>
+        <w:spacing w:before="120" w:after="40"/>
+      </w:pPr>
+      <w:r>
+        <w:rPr>
+          <w:b/>
+          <w:color w:val="1A365D"/>
+          <w:sz w:val="19"/>
+        </w:rPr>
+        <w:t>Source PYQs testing this concept:</w:t>
+      </w:r>
+    </w:p>
+    <w:p>
+      <w:pPr>
+        <w:pStyle w:val="ListBullet"/>
+        <w:spacing w:after="40"/>
+      </w:pPr>
+      <w:r>
+        <w:rPr>
+          <w:b/>
+          <w:sz w:val="18"/>
+        </w:rPr>
+        <w:t xml:space="preserve">[2025 Shift] Q#1 (MCQ): </w:t>
+      </w:r>
+      <w:r>
+        <w:rPr>
+          <w:sz w:val="18"/>
+        </w:rPr>
+        <w:t xml:space="preserve">"In the titration of potassium permanganate (KMnO_(4)) against Ferrous ammonium sulphate (FAS) solution, dilute sulphuric acid but not ni..."  </w:t>
+      </w:r>
+      <w:r>
+        <w:rPr>
+          <w:b/>
+          <w:color w:val="2B6CB0"/>
+          <w:sz w:val="18"/>
+        </w:rPr>
+        <w:t>[Ans: N/A]</w:t>
+      </w:r>
+    </w:p>
+    <w:p>
+      <w:pPr>
+        <w:pStyle w:val="ListBullet"/>
+        <w:spacing w:after="40"/>
+      </w:pPr>
+      <w:r>
+        <w:rPr>
+          <w:b/>
+          <w:sz w:val="18"/>
+        </w:rPr>
+        <w:t xml:space="preserve">[2025 Shift] Q#3 (MCQ): </w:t>
+      </w:r>
+      <w:r>
+        <w:rPr>
+          <w:sz w:val="18"/>
+        </w:rPr>
+        <w:t xml:space="preserve">"Match List-I with List-II List-I (Types of redox reactions) List-II (Examples) a. Combination reaction i. $Cl_{2(g)}+2Br_{(aq)}^{-}..."  </w:t>
+      </w:r>
+      <w:r>
+        <w:rPr>
+          <w:b/>
+          <w:color w:val="2B6CB0"/>
+          <w:sz w:val="18"/>
+        </w:rPr>
+        <w:t>[Ans: N/A]</w:t>
+      </w:r>
+    </w:p>
+    <w:p>
+      <w:pPr>
+        <w:pStyle w:val="ListBullet"/>
+        <w:spacing w:after="40"/>
+      </w:pPr>
+      <w:r>
+        <w:rPr>
+          <w:b/>
+          <w:sz w:val="18"/>
+        </w:rPr>
+        <w:t xml:space="preserve">[2023 Shift] Q#3 (MCQ): </w:t>
+      </w:r>
+      <w:r>
+        <w:rPr>
+          <w:sz w:val="18"/>
+        </w:rPr>
+        <w:t xml:space="preserve">"The reducing agent in the given equations 4Ag(s)+8CN^-(aq)+2H_(2)O(aq)+O_(2)(g) → 4[Ag(CN)_(2)]^-(aq)+4OH^-(aq) $2[Ag(..."  </w:t>
+      </w:r>
+      <w:r>
+        <w:rPr>
+          <w:b/>
+          <w:color w:val="2B6CB0"/>
+          <w:sz w:val="18"/>
+        </w:rPr>
+        <w:t>[Ans: N/A]</w:t>
+      </w:r>
+    </w:p>
+    <w:p>
+      <w:pPr>
+        <w:spacing w:after="120"/>
+      </w:pPr>
+    </w:p>
+    <w:p>
+      <w:pPr>
+        <w:pStyle w:val="Heading2"/>
+      </w:pPr>
+      <w:r>
+        <w:rPr>
+          <w:color w:val="2B6CB0"/>
+          <w:sz w:val="24"/>
+        </w:rPr>
+        <w:t>3.2 Redox Reactions — Applied Cases, Reactions &amp; Traps (High Yield — 11 PYQs)</w:t>
       </w:r>
     </w:p>
     <w:p>
@@ -858,7 +1066,7 @@
           <w:color w:val="2B6CB0"/>
           <w:sz w:val="24"/>
         </w:rPr>
-        <w:t>3.2 Redox Reactions — Standard Calculations &amp; Problem Archetypes (Moderate Yield — 7 PYQs)</w:t>
+        <w:t>3.3 Redox Reactions — Standard Calculations &amp; Problem Archetypes (Standard Yield — 1 PYQs)</w:t>
       </w:r>
     </w:p>
     <w:p>
@@ -981,60 +1189,6 @@
           <w:b/>
           <w:sz w:val="18"/>
         </w:rPr>
-        <w:t xml:space="preserve">[2025 Shift] Q#1 (MCQ): </w:t>
-      </w:r>
-      <w:r>
-        <w:rPr>
-          <w:sz w:val="18"/>
-        </w:rPr>
-        <w:t xml:space="preserve">"In the titration of potassium permanganate (KMnO_(4)) against Ferrous ammonium sulphate (FAS) solution, dilute sulphuric acid but not ni..."  </w:t>
-      </w:r>
-      <w:r>
-        <w:rPr>
-          <w:b/>
-          <w:color w:val="2B6CB0"/>
-          <w:sz w:val="18"/>
-        </w:rPr>
-        <w:t>[Ans: N/A]</w:t>
-      </w:r>
-    </w:p>
-    <w:p>
-      <w:pPr>
-        <w:pStyle w:val="ListBullet"/>
-        <w:spacing w:after="40"/>
-      </w:pPr>
-      <w:r>
-        <w:rPr>
-          <w:b/>
-          <w:sz w:val="18"/>
-        </w:rPr>
-        <w:t xml:space="preserve">[2020 Shift] Q#1 (MCQ): </w:t>
-      </w:r>
-      <w:r>
-        <w:rPr>
-          <w:sz w:val="18"/>
-        </w:rPr>
-        <w:t xml:space="preserve">"The oxidation number of nitrogen atoms in NH_(4)NO_(3) are..."  </w:t>
-      </w:r>
-      <w:r>
-        <w:rPr>
-          <w:b/>
-          <w:color w:val="2B6CB0"/>
-          <w:sz w:val="18"/>
-        </w:rPr>
-        <w:t>[Ans: N/A]</w:t>
-      </w:r>
-    </w:p>
-    <w:p>
-      <w:pPr>
-        <w:pStyle w:val="ListBullet"/>
-        <w:spacing w:after="40"/>
-      </w:pPr>
-      <w:r>
-        <w:rPr>
-          <w:b/>
-          <w:sz w:val="18"/>
-        </w:rPr>
         <w:t xml:space="preserve">[2020 Shift] Q#2 (MCQ): </w:t>
       </w:r>
       <w:r>
@@ -1042,187 +1196,6 @@
           <w:sz w:val="18"/>
         </w:rPr>
         <w:t xml:space="preserve">"In which of the following cases a chemical reaction is possible?..."  </w:t>
-      </w:r>
-      <w:r>
-        <w:rPr>
-          <w:b/>
-          <w:color w:val="2B6CB0"/>
-          <w:sz w:val="18"/>
-        </w:rPr>
-        <w:t>[Ans: N/A]</w:t>
-      </w:r>
-    </w:p>
-    <w:p>
-      <w:pPr>
-        <w:spacing w:after="120"/>
-      </w:pPr>
-    </w:p>
-    <w:p>
-      <w:pPr>
-        <w:pStyle w:val="Heading2"/>
-      </w:pPr>
-      <w:r>
-        <w:rPr>
-          <w:color w:val="2B6CB0"/>
-          <w:sz w:val="24"/>
-        </w:rPr>
-        <w:t>3.3 Redox Reactions — Core Principles &amp; Governing Laws (Standard Yield — 2 PYQs)</w:t>
-      </w:r>
-    </w:p>
-    <w:p>
-      <w:r>
-        <w:rPr>
-          <w:b/>
-          <w:sz w:val="20"/>
-        </w:rPr>
-        <w:t xml:space="preserve">Core Principle: </w:t>
-      </w:r>
-      <w:r>
-        <w:rPr>
-          <w:sz w:val="20"/>
-        </w:rPr>
-        <w:t>Fundamental definitions, core postulates, and governing physical/chemical relations in Redox Reactions.</w:t>
-      </w:r>
-    </w:p>
-    <w:tbl>
-      <w:tblPr>
-        <w:tblW w:type="auto" w:w="0"/>
-        <w:jc w:val="center"/>
-        <w:tblLook w:firstColumn="1" w:firstRow="1" w:lastColumn="0" w:lastRow="0" w:noHBand="0" w:noVBand="1" w:val="04A0"/>
-      </w:tblPr>
-      <w:tblGrid>
-        <w:gridCol w:w="10080"/>
-      </w:tblGrid>
-      <w:tr>
-        <w:tc>
-          <w:tcPr>
-            <w:tcW w:type="dxa" w:w="10080"/>
-            <w:shd w:fill="FFF5F5"/>
-            <w:tcMar>
-              <w:top w:w="100" w:type="dxa"/>
-              <w:bottom w:w="100" w:type="dxa"/>
-              <w:left w:w="150" w:type="dxa"/>
-              <w:right w:w="150" w:type="dxa"/>
-            </w:tcMar>
-          </w:tcPr>
-          <w:p>
-            <w:r>
-              <w:rPr>
-                <w:b/>
-                <w:color w:val="C53030"/>
-                <w:sz w:val="19"/>
-              </w:rPr>
-              <w:t xml:space="preserve">⚠️ Common Trap / JEE Pitfall: </w:t>
-            </w:r>
-            <w:r>
-              <w:rPr>
-                <w:color w:val="2D3748"/>
-                <w:sz w:val="19"/>
-              </w:rPr>
-              <w:t>Carefully verify units, standard reference states, and sign conventions in Redox Reactions.</w:t>
-            </w:r>
-          </w:p>
-        </w:tc>
-      </w:tr>
-    </w:tbl>
-    <w:tbl>
-      <w:tblPr>
-        <w:tblW w:type="auto" w:w="0"/>
-        <w:jc w:val="center"/>
-        <w:tblLook w:firstColumn="1" w:firstRow="1" w:lastColumn="0" w:lastRow="0" w:noHBand="0" w:noVBand="1" w:val="04A0"/>
-      </w:tblPr>
-      <w:tblGrid>
-        <w:gridCol w:w="10080"/>
-      </w:tblGrid>
-      <w:tr>
-        <w:tc>
-          <w:tcPr>
-            <w:tcW w:type="dxa" w:w="10080"/>
-            <w:shd w:fill="F0FFF4"/>
-            <w:tcMar>
-              <w:top w:w="100" w:type="dxa"/>
-              <w:bottom w:w="100" w:type="dxa"/>
-              <w:left w:w="150" w:type="dxa"/>
-              <w:right w:w="150" w:type="dxa"/>
-            </w:tcMar>
-          </w:tcPr>
-          <w:p>
-            <w:r>
-              <w:rPr>
-                <w:b/>
-                <w:color w:val="276749"/>
-                <w:sz w:val="19"/>
-              </w:rPr>
-              <w:t xml:space="preserve">💡 Speed Hack / Trick: </w:t>
-            </w:r>
-            <w:r>
-              <w:rPr>
-                <w:color w:val="2D3748"/>
-                <w:sz w:val="19"/>
-              </w:rPr>
-              <w:t>Focus on high-yield formulas and standard limiting approximations tested in Redox Reactions PYQs.</w:t>
-            </w:r>
-          </w:p>
-        </w:tc>
-      </w:tr>
-    </w:tbl>
-    <w:p>
-      <w:pPr>
-        <w:spacing w:before="120" w:after="40"/>
-      </w:pPr>
-      <w:r>
-        <w:rPr>
-          <w:b/>
-          <w:color w:val="1A365D"/>
-          <w:sz w:val="19"/>
-        </w:rPr>
-        <w:t>Source PYQs testing this concept:</w:t>
-      </w:r>
-    </w:p>
-    <w:p>
-      <w:pPr>
-        <w:pStyle w:val="ListBullet"/>
-        <w:spacing w:after="40"/>
-      </w:pPr>
-      <w:r>
-        <w:rPr>
-          <w:b/>
-          <w:sz w:val="18"/>
-        </w:rPr>
-        <w:t xml:space="preserve">[2025 Shift] Q#3 (MCQ): </w:t>
-      </w:r>
-      <w:r>
-        <w:rPr>
-          <w:sz w:val="18"/>
-        </w:rPr>
-        <w:t xml:space="preserve">"Match List-I with List-II List-I (Types of redox reactions) List-II (Examples) a. Combination reaction i. $Cl_{2(g)}+2Br_{(aq)}^{-}..."  </w:t>
-      </w:r>
-      <w:r>
-        <w:rPr>
-          <w:b/>
-          <w:color w:val="2B6CB0"/>
-          <w:sz w:val="18"/>
-        </w:rPr>
-        <w:t>[Ans: N/A]</w:t>
-      </w:r>
-    </w:p>
-    <w:p>
-      <w:pPr>
-        <w:pStyle w:val="ListBullet"/>
-        <w:spacing w:after="40"/>
-      </w:pPr>
-      <w:r>
-        <w:rPr>
-          <w:b/>
-          <w:sz w:val="18"/>
-        </w:rPr>
-        <w:t xml:space="preserve">[2021 Shift] Q#3 (MCQ): </w:t>
-      </w:r>
-      <w:r>
-        <w:rPr>
-          <w:sz w:val="18"/>
-        </w:rPr>
-        <w:t xml:space="preserve">"Which of the following is not true for oxidation?..."  </w:t>
       </w:r>
       <w:r>
         <w:rPr>
@@ -1504,7 +1477,7 @@
           <w:color w:val="1A365D"/>
           <w:sz w:val="22"/>
         </w:rPr>
-        <w:t>Benchmark Problem 3: KCET 2020 (Q#1)</w:t>
+        <w:t>Benchmark Problem 3: KCET 2020 (Q#2)</w:t>
       </w:r>
     </w:p>
     <w:p>
@@ -1515,7 +1488,7 @@
         <w:rPr>
           <w:sz w:val="20"/>
         </w:rPr>
-        <w:t>The oxidation number of nitrogen atoms in NH_(4)NO_(3) are</w:t>
+        <w:t>In which of the following cases a chemical reaction is possible?</w:t>
       </w:r>
     </w:p>
     <w:p>
@@ -1527,7 +1500,7 @@
         <w:rPr>
           <w:sz w:val="19"/>
         </w:rPr>
-        <w:t>(A) +5,+5</w:t>
+        <w:t>(A) ZnSO_(4)(aq) is placed in a copper vessel</w:t>
       </w:r>
     </w:p>
     <w:p>
@@ -1539,7 +1512,7 @@
         <w:rPr>
           <w:sz w:val="19"/>
         </w:rPr>
-        <w:t>(B) -3,+5</w:t>
+        <w:t>(B) AgNO_(3) solution is stirred with a copper spoon</w:t>
       </w:r>
     </w:p>
     <w:p>
@@ -1551,7 +1524,7 @@
         <w:rPr>
           <w:sz w:val="19"/>
         </w:rPr>
-        <w:t>(C) +3,-5</w:t>
+        <w:t>(C) Conc. HNO_(3) is stored in a platinum vessel</w:t>
       </w:r>
     </w:p>
     <w:p>
@@ -1563,7 +1536,7 @@
         <w:rPr>
           <w:sz w:val="19"/>
         </w:rPr>
-        <w:t>(D) -3,-3</w:t>
+        <w:t>(D) gold ornaments are washed with dil. HCl</w:t>
       </w:r>
     </w:p>
     <w:tbl>
@@ -1604,7 +1577,7 @@
               </w:rPr>
               <w:t>Solution Analysis:</w:t>
               <w:br/>
-              <w:t>\underset(N_(1))NH_(4)\underset(N_(2))NO_(3)\longrightarrowNH_(4)^++NO_(3)^- For oxidation number of N_(1) → x+4=+1 x=+1-4=-3 So, oxidation state of first nitrogen is -3 . For oxidation state of second nitrogen (N_(2)) → x-6 =-1 x =-1+6=+5 So, the answer is -3 and +5 .</w:t>
+              <w:t>A chemical reaction is possible when AgNO_(3) solution is stirred with copper spoon as copper has lesser positive value of standard electrode reduction potential as compared to Ag . The reaction will be, 2AgNO_(3)+Cu → Cu(NO_(3))_(2)+2Ag</w:t>
             </w:r>
           </w:p>
         </w:tc>

--- a/dist/exports/kcet-redox-reactions_revision_notes.docx
+++ b/dist/exports/kcet-redox-reactions_revision_notes.docx
@@ -164,10 +164,10 @@
             <w:r>
               <w:rPr>
                 <w:b/>
-                <w:color w:val="2B6CB0"/>
+                <w:color w:val="C53030"/>
                 <w:sz w:val="19"/>
               </w:rPr>
-              <w:t>High</w:t>
+              <w:t>Very High</w:t>
             </w:r>
           </w:p>
         </w:tc>
@@ -189,7 +189,7 @@
                 <w:color w:val="2D3748"/>
                 <w:sz w:val="19"/>
               </w:rPr>
-              <w:t>Redox Reactions — Core Principles &amp; Governing Laws</w:t>
+              <w:t>Oxidation Number Rules &amp; Redox Titrations</w:t>
             </w:r>
           </w:p>
         </w:tc>
@@ -209,7 +209,7 @@
               <w:rPr>
                 <w:sz w:val="19"/>
               </w:rPr>
-              <w:t>11 PYQs</w:t>
+              <w:t>21 PYQs</w:t>
             </w:r>
           </w:p>
         </w:tc>
@@ -230,181 +230,7 @@
                 <w:color w:val="718096"/>
                 <w:sz w:val="19"/>
               </w:rPr>
-              <w:t>Core Principle</w:t>
-            </w:r>
-          </w:p>
-        </w:tc>
-      </w:tr>
-      <w:tr>
-        <w:tc>
-          <w:tcPr>
-            <w:tcW w:type="dxa" w:w="2160"/>
-            <w:shd w:fill="FFFFFF"/>
-            <w:tcMar>
-              <w:top w:w="80" w:type="dxa"/>
-              <w:bottom w:w="80" w:type="dxa"/>
-              <w:left w:w="150" w:type="dxa"/>
-              <w:right w:w="150" w:type="dxa"/>
-            </w:tcMar>
-          </w:tcPr>
-          <w:p>
-            <w:r>
-              <w:rPr>
-                <w:b/>
-                <w:color w:val="2B6CB0"/>
-                <w:sz w:val="19"/>
-              </w:rPr>
-              <w:t>High</w:t>
-            </w:r>
-          </w:p>
-        </w:tc>
-        <w:tc>
-          <w:tcPr>
-            <w:tcW w:type="dxa" w:w="4320"/>
-            <w:shd w:fill="FFFFFF"/>
-            <w:tcMar>
-              <w:top w:w="80" w:type="dxa"/>
-              <w:bottom w:w="80" w:type="dxa"/>
-              <w:left w:w="150" w:type="dxa"/>
-              <w:right w:w="150" w:type="dxa"/>
-            </w:tcMar>
-          </w:tcPr>
-          <w:p>
-            <w:r>
-              <w:rPr>
-                <w:b/>
-                <w:color w:val="2D3748"/>
-                <w:sz w:val="19"/>
-              </w:rPr>
-              <w:t>Redox Reactions — Applied Cases, Reactions &amp; Traps</w:t>
-            </w:r>
-          </w:p>
-        </w:tc>
-        <w:tc>
-          <w:tcPr>
-            <w:tcW w:type="dxa" w:w="1728"/>
-            <w:shd w:fill="FFFFFF"/>
-            <w:tcMar>
-              <w:top w:w="80" w:type="dxa"/>
-              <w:bottom w:w="80" w:type="dxa"/>
-              <w:left w:w="150" w:type="dxa"/>
-              <w:right w:w="150" w:type="dxa"/>
-            </w:tcMar>
-          </w:tcPr>
-          <w:p>
-            <w:r>
-              <w:rPr>
-                <w:sz w:val="19"/>
-              </w:rPr>
-              <w:t>11 PYQs</w:t>
-            </w:r>
-          </w:p>
-        </w:tc>
-        <w:tc>
-          <w:tcPr>
-            <w:tcW w:type="dxa" w:w="1872"/>
-            <w:shd w:fill="FFFFFF"/>
-            <w:tcMar>
-              <w:top w:w="80" w:type="dxa"/>
-              <w:bottom w:w="80" w:type="dxa"/>
-              <w:left w:w="150" w:type="dxa"/>
-              <w:right w:w="150" w:type="dxa"/>
-            </w:tcMar>
-          </w:tcPr>
-          <w:p>
-            <w:r>
-              <w:rPr>
-                <w:color w:val="718096"/>
-                <w:sz w:val="19"/>
-              </w:rPr>
-              <w:t>Applied Topics</w:t>
-            </w:r>
-          </w:p>
-        </w:tc>
-      </w:tr>
-      <w:tr>
-        <w:tc>
-          <w:tcPr>
-            <w:tcW w:type="dxa" w:w="2160"/>
-            <w:shd w:fill="F7FAFC"/>
-            <w:tcMar>
-              <w:top w:w="80" w:type="dxa"/>
-              <w:bottom w:w="80" w:type="dxa"/>
-              <w:left w:w="150" w:type="dxa"/>
-              <w:right w:w="150" w:type="dxa"/>
-            </w:tcMar>
-          </w:tcPr>
-          <w:p>
-            <w:r>
-              <w:rPr>
-                <w:b/>
-                <w:color w:val="718096"/>
-                <w:sz w:val="19"/>
-              </w:rPr>
-              <w:t>Standard</w:t>
-            </w:r>
-          </w:p>
-        </w:tc>
-        <w:tc>
-          <w:tcPr>
-            <w:tcW w:type="dxa" w:w="4320"/>
-            <w:shd w:fill="F7FAFC"/>
-            <w:tcMar>
-              <w:top w:w="80" w:type="dxa"/>
-              <w:bottom w:w="80" w:type="dxa"/>
-              <w:left w:w="150" w:type="dxa"/>
-              <w:right w:w="150" w:type="dxa"/>
-            </w:tcMar>
-          </w:tcPr>
-          <w:p>
-            <w:r>
-              <w:rPr>
-                <w:b/>
-                <w:color w:val="2D3748"/>
-                <w:sz w:val="19"/>
-              </w:rPr>
-              <w:t>Redox Reactions — Standard Calculations &amp; Problem Archetypes</w:t>
-            </w:r>
-          </w:p>
-        </w:tc>
-        <w:tc>
-          <w:tcPr>
-            <w:tcW w:type="dxa" w:w="1728"/>
-            <w:shd w:fill="F7FAFC"/>
-            <w:tcMar>
-              <w:top w:w="80" w:type="dxa"/>
-              <w:bottom w:w="80" w:type="dxa"/>
-              <w:left w:w="150" w:type="dxa"/>
-              <w:right w:w="150" w:type="dxa"/>
-            </w:tcMar>
-          </w:tcPr>
-          <w:p>
-            <w:r>
-              <w:rPr>
-                <w:sz w:val="19"/>
-              </w:rPr>
-              <w:t>1 PYQs</w:t>
-            </w:r>
-          </w:p>
-        </w:tc>
-        <w:tc>
-          <w:tcPr>
-            <w:tcW w:type="dxa" w:w="1872"/>
-            <w:shd w:fill="F7FAFC"/>
-            <w:tcMar>
-              <w:top w:w="80" w:type="dxa"/>
-              <w:bottom w:w="80" w:type="dxa"/>
-              <w:left w:w="150" w:type="dxa"/>
-              <w:right w:w="150" w:type="dxa"/>
-            </w:tcMar>
-          </w:tcPr>
-          <w:p>
-            <w:r>
-              <w:rPr>
-                <w:color w:val="718096"/>
-                <w:sz w:val="19"/>
-              </w:rPr>
-              <w:t>Quantitative Analysis</w:t>
+              <w:t>Redox Principles</w:t>
             </w:r>
           </w:p>
         </w:tc>
@@ -504,7 +330,7 @@
                 <w:color w:val="1A365D"/>
                 <w:sz w:val="19"/>
               </w:rPr>
-              <w:t>Redox Reactions — Core Principles &amp; Governing Laws</w:t>
+              <w:t>Oxidation Number Rules &amp; Redox Titrations</w:t>
             </w:r>
           </w:p>
         </w:tc>
@@ -526,99 +352,7 @@
                 <w:color w:val="2D3748"/>
                 <w:sz w:val="19"/>
               </w:rPr>
-              <w:t>2Cu^{2+}+4I^{-} \longrightarrow 2CuI_{2}, \quad 2Cl^{-} \rightarrow Cl_{2}+2e^{-}, \quad \begin{aligned} x-6 &amp; =-1 \\ x &amp; =-1+6=+5 \end{aligned}</w:t>
-            </w:r>
-          </w:p>
-        </w:tc>
-      </w:tr>
-      <w:tr>
-        <w:tc>
-          <w:tcPr>
-            <w:tcW w:type="dxa" w:w="3600"/>
-            <w:shd w:fill="FFFFFF"/>
-            <w:tcMar>
-              <w:top w:w="100" w:type="dxa"/>
-              <w:bottom w:w="100" w:type="dxa"/>
-              <w:left w:w="150" w:type="dxa"/>
-              <w:right w:w="150" w:type="dxa"/>
-            </w:tcMar>
-          </w:tcPr>
-          <w:p>
-            <w:r>
-              <w:rPr>
-                <w:b/>
-                <w:color w:val="1A365D"/>
-                <w:sz w:val="19"/>
-              </w:rPr>
-              <w:t>Redox Reactions — Applied Cases, Reactions &amp; Traps</w:t>
-            </w:r>
-          </w:p>
-        </w:tc>
-        <w:tc>
-          <w:tcPr>
-            <w:tcW w:type="dxa" w:w="6480"/>
-            <w:shd w:fill="FFFFFF"/>
-            <w:tcMar>
-              <w:top w:w="100" w:type="dxa"/>
-              <w:bottom w:w="100" w:type="dxa"/>
-              <w:left w:w="150" w:type="dxa"/>
-              <w:right w:w="150" w:type="dxa"/>
-            </w:tcMar>
-          </w:tcPr>
-          <w:p>
-            <w:r>
-              <w:rPr>
-                <w:rFonts w:ascii="Cambria Math" w:hAnsi="Cambria Math"/>
-                <w:color w:val="2D3748"/>
-                <w:sz w:val="19"/>
-              </w:rPr>
-              <w:t>Cl_{2}^{0}+H_{2}O \rightarrow \bar{HCl}+\overset{(+1)}{HOCl}, \quad KMnO_{4}, \quad 2MnO_{4}^{-}+3SO_{2}+4H^{+} \longrightarrow 2Mn^{2+}+3SO_{4}^{2-}+2H_{2}O</w:t>
-            </w:r>
-          </w:p>
-        </w:tc>
-      </w:tr>
-      <w:tr>
-        <w:tc>
-          <w:tcPr>
-            <w:tcW w:type="dxa" w:w="3600"/>
-            <w:shd w:fill="F7FAFC"/>
-            <w:tcMar>
-              <w:top w:w="100" w:type="dxa"/>
-              <w:bottom w:w="100" w:type="dxa"/>
-              <w:left w:w="150" w:type="dxa"/>
-              <w:right w:w="150" w:type="dxa"/>
-            </w:tcMar>
-          </w:tcPr>
-          <w:p>
-            <w:r>
-              <w:rPr>
-                <w:b/>
-                <w:color w:val="1A365D"/>
-                <w:sz w:val="19"/>
-              </w:rPr>
-              <w:t>Redox Reactions — Standard Calculations &amp; Problem Archetypes</w:t>
-            </w:r>
-          </w:p>
-        </w:tc>
-        <w:tc>
-          <w:tcPr>
-            <w:tcW w:type="dxa" w:w="6480"/>
-            <w:shd w:fill="F7FAFC"/>
-            <w:tcMar>
-              <w:top w:w="100" w:type="dxa"/>
-              <w:bottom w:w="100" w:type="dxa"/>
-              <w:left w:w="150" w:type="dxa"/>
-              <w:right w:w="150" w:type="dxa"/>
-            </w:tcMar>
-          </w:tcPr>
-          <w:p>
-            <w:r>
-              <w:rPr>
-                <w:rFonts w:ascii="Cambria Math" w:hAnsi="Cambria Math"/>
-                <w:color w:val="2D3748"/>
-                <w:sz w:val="19"/>
-              </w:rPr>
-              <w:t>AgNO_{3}</w:t>
+              <w:t>\text{Eq. Wt.} = \frac{M}{n}, \quad n\text{-factor of KMnO}_4: \text{Acidic} = 5, \text{Neutral} = 3, \text{Strongly Basic} = 1</w:t>
             </w:r>
           </w:p>
         </w:tc>
@@ -650,7 +384,7 @@
           <w:color w:val="2B6CB0"/>
           <w:sz w:val="24"/>
         </w:rPr>
-        <w:t>3.1 Redox Reactions — Core Principles &amp; Governing Laws (High Yield — 11 PYQs)</w:t>
+        <w:t>3.1 Oxidation Number Rules &amp; Redox Titrations (Very High Yield — 21 PYQs)</w:t>
       </w:r>
     </w:p>
     <w:p>
@@ -665,7 +399,7 @@
         <w:rPr>
           <w:sz w:val="20"/>
         </w:rPr>
-        <w:t>Fundamental definitions, core postulates, and governing physical/chemical relations in Redox Reactions.</w:t>
+        <w:t>Rules for oxidation states: Peroxides have O = -1, superoxides O = -1/2, in OF_2 oxygen is +2. Disproportionation is a reaction where the same element is simultaneously oxidized and reduced (e.g. Cl_2 + NaOH). Equivalent weight = (Molar Mass / n-factor). In acidic medium: KMnO_4 \to Mn^2+ (n=5); K_2Cr_2O_7 \to 2Cr^3+ (n=6).</w:t>
       </w:r>
     </w:p>
     <w:tbl>
@@ -703,7 +437,7 @@
                 <w:color w:val="2D3748"/>
                 <w:sz w:val="19"/>
               </w:rPr>
-              <w:t>Carefully verify units, standard reference states, and sign conventions in Redox Reactions.</w:t>
+              <w:t>In Caro's acid (H_2SO_5) and Marshall's acid (H_2S_2O_8), sulphur has an oxidation state of +6, NOT +8 or +7, because of peroxide linkage (-O-O-)!</w:t>
             </w:r>
           </w:p>
         </w:tc>
@@ -744,215 +478,7 @@
                 <w:color w:val="2D3748"/>
                 <w:sz w:val="19"/>
               </w:rPr>
-              <w:t>Focus on high-yield formulas and standard limiting approximations tested in Redox Reactions PYQs.</w:t>
-            </w:r>
-          </w:p>
-        </w:tc>
-      </w:tr>
-    </w:tbl>
-    <w:p>
-      <w:pPr>
-        <w:spacing w:before="120" w:after="40"/>
-      </w:pPr>
-      <w:r>
-        <w:rPr>
-          <w:b/>
-          <w:color w:val="1A365D"/>
-          <w:sz w:val="19"/>
-        </w:rPr>
-        <w:t>Source PYQs testing this concept:</w:t>
-      </w:r>
-    </w:p>
-    <w:p>
-      <w:pPr>
-        <w:pStyle w:val="ListBullet"/>
-        <w:spacing w:after="40"/>
-      </w:pPr>
-      <w:r>
-        <w:rPr>
-          <w:b/>
-          <w:sz w:val="18"/>
-        </w:rPr>
-        <w:t xml:space="preserve">[2025 Shift] Q#1 (MCQ): </w:t>
-      </w:r>
-      <w:r>
-        <w:rPr>
-          <w:sz w:val="18"/>
-        </w:rPr>
-        <w:t xml:space="preserve">"In the titration of potassium permanganate (KMnO_(4)) against Ferrous ammonium sulphate (FAS) solution, dilute sulphuric acid but not ni..."  </w:t>
-      </w:r>
-      <w:r>
-        <w:rPr>
-          <w:b/>
-          <w:color w:val="2B6CB0"/>
-          <w:sz w:val="18"/>
-        </w:rPr>
-        <w:t>[Ans: N/A]</w:t>
-      </w:r>
-    </w:p>
-    <w:p>
-      <w:pPr>
-        <w:pStyle w:val="ListBullet"/>
-        <w:spacing w:after="40"/>
-      </w:pPr>
-      <w:r>
-        <w:rPr>
-          <w:b/>
-          <w:sz w:val="18"/>
-        </w:rPr>
-        <w:t xml:space="preserve">[2025 Shift] Q#3 (MCQ): </w:t>
-      </w:r>
-      <w:r>
-        <w:rPr>
-          <w:sz w:val="18"/>
-        </w:rPr>
-        <w:t xml:space="preserve">"Match List-I with List-II List-I (Types of redox reactions) List-II (Examples) a. Combination reaction i. $Cl_{2(g)}+2Br_{(aq)}^{-}..."  </w:t>
-      </w:r>
-      <w:r>
-        <w:rPr>
-          <w:b/>
-          <w:color w:val="2B6CB0"/>
-          <w:sz w:val="18"/>
-        </w:rPr>
-        <w:t>[Ans: N/A]</w:t>
-      </w:r>
-    </w:p>
-    <w:p>
-      <w:pPr>
-        <w:pStyle w:val="ListBullet"/>
-        <w:spacing w:after="40"/>
-      </w:pPr>
-      <w:r>
-        <w:rPr>
-          <w:b/>
-          <w:sz w:val="18"/>
-        </w:rPr>
-        <w:t xml:space="preserve">[2023 Shift] Q#3 (MCQ): </w:t>
-      </w:r>
-      <w:r>
-        <w:rPr>
-          <w:sz w:val="18"/>
-        </w:rPr>
-        <w:t xml:space="preserve">"The reducing agent in the given equations 4Ag(s)+8CN^-(aq)+2H_(2)O(aq)+O_(2)(g) → 4[Ag(CN)_(2)]^-(aq)+4OH^-(aq) $2[Ag(..."  </w:t>
-      </w:r>
-      <w:r>
-        <w:rPr>
-          <w:b/>
-          <w:color w:val="2B6CB0"/>
-          <w:sz w:val="18"/>
-        </w:rPr>
-        <w:t>[Ans: N/A]</w:t>
-      </w:r>
-    </w:p>
-    <w:p>
-      <w:pPr>
-        <w:spacing w:after="120"/>
-      </w:pPr>
-    </w:p>
-    <w:p>
-      <w:pPr>
-        <w:pStyle w:val="Heading2"/>
-      </w:pPr>
-      <w:r>
-        <w:rPr>
-          <w:color w:val="2B6CB0"/>
-          <w:sz w:val="24"/>
-        </w:rPr>
-        <w:t>3.2 Redox Reactions — Applied Cases, Reactions &amp; Traps (High Yield — 11 PYQs)</w:t>
-      </w:r>
-    </w:p>
-    <w:p>
-      <w:r>
-        <w:rPr>
-          <w:b/>
-          <w:sz w:val="20"/>
-        </w:rPr>
-        <w:t xml:space="preserve">Core Principle: </w:t>
-      </w:r>
-      <w:r>
-        <w:rPr>
-          <w:sz w:val="20"/>
-        </w:rPr>
-        <w:t>Special cases, experimental observations, and conceptual traps designed to test deep understanding of Redox Reactions.</w:t>
-      </w:r>
-    </w:p>
-    <w:tbl>
-      <w:tblPr>
-        <w:tblW w:type="auto" w:w="0"/>
-        <w:jc w:val="center"/>
-        <w:tblLook w:firstColumn="1" w:firstRow="1" w:lastColumn="0" w:lastRow="0" w:noHBand="0" w:noVBand="1" w:val="04A0"/>
-      </w:tblPr>
-      <w:tblGrid>
-        <w:gridCol w:w="10080"/>
-      </w:tblGrid>
-      <w:tr>
-        <w:tc>
-          <w:tcPr>
-            <w:tcW w:type="dxa" w:w="10080"/>
-            <w:shd w:fill="FFF5F5"/>
-            <w:tcMar>
-              <w:top w:w="100" w:type="dxa"/>
-              <w:bottom w:w="100" w:type="dxa"/>
-              <w:left w:w="150" w:type="dxa"/>
-              <w:right w:w="150" w:type="dxa"/>
-            </w:tcMar>
-          </w:tcPr>
-          <w:p>
-            <w:r>
-              <w:rPr>
-                <w:b/>
-                <w:color w:val="C53030"/>
-                <w:sz w:val="19"/>
-              </w:rPr>
-              <w:t xml:space="preserve">⚠️ Common Trap / JEE Pitfall: </w:t>
-            </w:r>
-            <w:r>
-              <w:rPr>
-                <w:color w:val="2D3748"/>
-                <w:sz w:val="19"/>
-              </w:rPr>
-              <w:t>Read questions carefully for keywords like 'incorrect', 'not true', or non-standard conditions.</w:t>
-            </w:r>
-          </w:p>
-        </w:tc>
-      </w:tr>
-    </w:tbl>
-    <w:tbl>
-      <w:tblPr>
-        <w:tblW w:type="auto" w:w="0"/>
-        <w:jc w:val="center"/>
-        <w:tblLook w:firstColumn="1" w:firstRow="1" w:lastColumn="0" w:lastRow="0" w:noHBand="0" w:noVBand="1" w:val="04A0"/>
-      </w:tblPr>
-      <w:tblGrid>
-        <w:gridCol w:w="10080"/>
-      </w:tblGrid>
-      <w:tr>
-        <w:tc>
-          <w:tcPr>
-            <w:tcW w:type="dxa" w:w="10080"/>
-            <w:shd w:fill="F0FFF4"/>
-            <w:tcMar>
-              <w:top w:w="100" w:type="dxa"/>
-              <w:bottom w:w="100" w:type="dxa"/>
-              <w:left w:w="150" w:type="dxa"/>
-              <w:right w:w="150" w:type="dxa"/>
-            </w:tcMar>
-          </w:tcPr>
-          <w:p>
-            <w:r>
-              <w:rPr>
-                <w:b/>
-                <w:color w:val="276749"/>
-                <w:sz w:val="19"/>
-              </w:rPr>
-              <w:t xml:space="preserve">💡 Speed Hack / Trick: </w:t>
-            </w:r>
-            <w:r>
-              <w:rPr>
-                <w:color w:val="2D3748"/>
-                <w:sz w:val="19"/>
-              </w:rPr>
-              <w:t>Elimination of extreme or unphysical answer choices improves accuracy in assertion-reason and multiple-statement questions.</w:t>
+              <w:t>Mnemonic for n-factors of KMnO_4: 'BAN 153' (Basic: 1, Acidic: 5, Neutral: 3).</w:t>
             </w:r>
           </w:p>
         </w:tc>
@@ -1035,167 +561,13 @@
           <w:b/>
           <w:sz w:val="18"/>
         </w:rPr>
-        <w:t xml:space="preserve">[2025 Shift] Q#3 (MCQ): </w:t>
+        <w:t xml:space="preserve">[2025 Shift] Q#1 (MCQ): </w:t>
       </w:r>
       <w:r>
         <w:rPr>
           <w:sz w:val="18"/>
         </w:rPr>
-        <w:t xml:space="preserve">"Match List-I with List-II List-I (Types of redox reactions) List-II (Examples) a. Combination reaction i. $Cl_{2(g)}+2Br_{(aq)}^{-}..."  </w:t>
-      </w:r>
-      <w:r>
-        <w:rPr>
-          <w:b/>
-          <w:color w:val="2B6CB0"/>
-          <w:sz w:val="18"/>
-        </w:rPr>
-        <w:t>[Ans: N/A]</w:t>
-      </w:r>
-    </w:p>
-    <w:p>
-      <w:pPr>
-        <w:spacing w:after="120"/>
-      </w:pPr>
-    </w:p>
-    <w:p>
-      <w:pPr>
-        <w:pStyle w:val="Heading2"/>
-      </w:pPr>
-      <w:r>
-        <w:rPr>
-          <w:color w:val="2B6CB0"/>
-          <w:sz w:val="24"/>
-        </w:rPr>
-        <w:t>3.3 Redox Reactions — Standard Calculations &amp; Problem Archetypes (Standard Yield — 1 PYQs)</w:t>
-      </w:r>
-    </w:p>
-    <w:p>
-      <w:r>
-        <w:rPr>
-          <w:b/>
-          <w:sz w:val="20"/>
-        </w:rPr>
-        <w:t xml:space="preserve">Core Principle: </w:t>
-      </w:r>
-      <w:r>
-        <w:rPr>
-          <w:sz w:val="20"/>
-        </w:rPr>
-        <w:t>Quantitative numerical problem-solving techniques and standard question patterns frequently seen in Redox Reactions.</w:t>
-      </w:r>
-    </w:p>
-    <w:tbl>
-      <w:tblPr>
-        <w:tblW w:type="auto" w:w="0"/>
-        <w:jc w:val="center"/>
-        <w:tblLook w:firstColumn="1" w:firstRow="1" w:lastColumn="0" w:lastRow="0" w:noHBand="0" w:noVBand="1" w:val="04A0"/>
-      </w:tblPr>
-      <w:tblGrid>
-        <w:gridCol w:w="10080"/>
-      </w:tblGrid>
-      <w:tr>
-        <w:tc>
-          <w:tcPr>
-            <w:tcW w:type="dxa" w:w="10080"/>
-            <w:shd w:fill="FFF5F5"/>
-            <w:tcMar>
-              <w:top w:w="100" w:type="dxa"/>
-              <w:bottom w:w="100" w:type="dxa"/>
-              <w:left w:w="150" w:type="dxa"/>
-              <w:right w:w="150" w:type="dxa"/>
-            </w:tcMar>
-          </w:tcPr>
-          <w:p>
-            <w:r>
-              <w:rPr>
-                <w:b/>
-                <w:color w:val="C53030"/>
-                <w:sz w:val="19"/>
-              </w:rPr>
-              <w:t xml:space="preserve">⚠️ Common Trap / JEE Pitfall: </w:t>
-            </w:r>
-            <w:r>
-              <w:rPr>
-                <w:color w:val="2D3748"/>
-                <w:sz w:val="19"/>
-              </w:rPr>
-              <w:t>Watch for algebraic rounding, stoichiometric balancing, and boundary condition checks.</w:t>
-            </w:r>
-          </w:p>
-        </w:tc>
-      </w:tr>
-    </w:tbl>
-    <w:tbl>
-      <w:tblPr>
-        <w:tblW w:type="auto" w:w="0"/>
-        <w:jc w:val="center"/>
-        <w:tblLook w:firstColumn="1" w:firstRow="1" w:lastColumn="0" w:lastRow="0" w:noHBand="0" w:noVBand="1" w:val="04A0"/>
-      </w:tblPr>
-      <w:tblGrid>
-        <w:gridCol w:w="10080"/>
-      </w:tblGrid>
-      <w:tr>
-        <w:tc>
-          <w:tcPr>
-            <w:tcW w:type="dxa" w:w="10080"/>
-            <w:shd w:fill="F0FFF4"/>
-            <w:tcMar>
-              <w:top w:w="100" w:type="dxa"/>
-              <w:bottom w:w="100" w:type="dxa"/>
-              <w:left w:w="150" w:type="dxa"/>
-              <w:right w:w="150" w:type="dxa"/>
-            </w:tcMar>
-          </w:tcPr>
-          <w:p>
-            <w:r>
-              <w:rPr>
-                <w:b/>
-                <w:color w:val="276749"/>
-                <w:sz w:val="19"/>
-              </w:rPr>
-              <w:t xml:space="preserve">💡 Speed Hack / Trick: </w:t>
-            </w:r>
-            <w:r>
-              <w:rPr>
-                <w:color w:val="2D3748"/>
-                <w:sz w:val="19"/>
-              </w:rPr>
-              <w:t>Dimensional consistency checks and ratio comparisons can quickly eliminate incorrect options.</w:t>
-            </w:r>
-          </w:p>
-        </w:tc>
-      </w:tr>
-    </w:tbl>
-    <w:p>
-      <w:pPr>
-        <w:spacing w:before="120" w:after="40"/>
-      </w:pPr>
-      <w:r>
-        <w:rPr>
-          <w:b/>
-          <w:color w:val="1A365D"/>
-          <w:sz w:val="19"/>
-        </w:rPr>
-        <w:t>Source PYQs testing this concept:</w:t>
-      </w:r>
-    </w:p>
-    <w:p>
-      <w:pPr>
-        <w:pStyle w:val="ListBullet"/>
-        <w:spacing w:after="40"/>
-      </w:pPr>
-      <w:r>
-        <w:rPr>
-          <w:b/>
-          <w:sz w:val="18"/>
-        </w:rPr>
-        <w:t xml:space="preserve">[2020 Shift] Q#2 (MCQ): </w:t>
-      </w:r>
-      <w:r>
-        <w:rPr>
-          <w:sz w:val="18"/>
-        </w:rPr>
-        <w:t xml:space="preserve">"In which of the following cases a chemical reaction is possible?..."  </w:t>
+        <w:t xml:space="preserve">"In the titration of potassium permanganate (KMnO_(4)) against Ferrous ammonium sulphate (FAS) solution, dilute sulphuric acid but not ni..."  </w:t>
       </w:r>
       <w:r>
         <w:rPr>
@@ -1336,248 +708,6 @@
               <w:t>Solution Analysis:</w:t>
               <w:br/>
               <w:t>In acidic medium, MnO_(4)^- oxidises oxalate ion C_(2)O_(4)^2- to CO_(2) , and itself gets reduced to Mn^2+ . First write the two half-reactions. For oxalate ion: C_(2)O_(4)^2- → 2CO_(2) Carbon is oxidised here, and the balanced half-reaction is: C_(2)O_(4)^2- → 2CO_(2)+2e^- For permanganate ion in acidic medium: MnO_(4)^- → Mn^2+ Balancing oxygen and hydrogen using H_(2)O and H^+ : MnO_(4)^-+8H^++5e^- → Mn^2++4H_(2)O Now electrons must be equal. Oxalate gives 2e^- , while permanganate takes 5e^- . LCM of 2 and 5 is 10 . Multiply the oxalate half-reaction by 5 : 5C_(2)O_(4)^2- → 10CO_(2)+10e^- Multiply the permanganate half-reaction by 2 : 2MnO_(4)^-+16H^++10e^- → 2Mn^2++8H_(2)O Adding both: 5C_(2)O_(4)^2-+2MnO_(4)^-+16H^+ → 2Mn^2++8H_(2)O+10CO_(2) So, a=5,x=2 Correct option: A, 5,2</w:t>
-            </w:r>
-          </w:p>
-        </w:tc>
-      </w:tr>
-    </w:tbl>
-    <w:p>
-      <w:pPr>
-        <w:spacing w:after="120"/>
-      </w:pPr>
-    </w:p>
-    <w:p>
-      <w:pPr>
-        <w:spacing w:before="160" w:after="40"/>
-      </w:pPr>
-      <w:r>
-        <w:rPr>
-          <w:b/>
-          <w:color w:val="1A365D"/>
-          <w:sz w:val="22"/>
-        </w:rPr>
-        <w:t>Benchmark Problem 2: KCET 2025 (Q#3)</w:t>
-      </w:r>
-    </w:p>
-    <w:p>
-      <w:pPr>
-        <w:spacing w:after="80"/>
-      </w:pPr>
-      <w:r>
-        <w:rPr>
-          <w:sz w:val="20"/>
-        </w:rPr>
-        <w:t>Match List-I with List-II List-I (Types of redox reactions) List-II (Examples) a. Combination reaction i. Cl_(2(g))+2Br_((aq))^- → 2Cl_((aq))^-+Br_(2(1)) b. Decomposition reaction ii. 2H_(2)O_(2(aq)) → 2H_(2)O_((l))+O_(2(g)) c. Displacement reaction iii. CH_(4(g))+2O_(2(g))vec(→ ≤ ftarrow)CO_(2(g))+2H_(2)O_((l)) d. Disproportionation reaction iv. 2H_(2)O_((1))vec(→ ≤ ftarrow)2H_(2(g))+O_(2(g)) Choose the correct answer from the options given below.</w:t>
-      </w:r>
-    </w:p>
-    <w:p>
-      <w:pPr>
-        <w:pStyle w:val="ListBullet"/>
-        <w:spacing w:after="20"/>
-      </w:pPr>
-      <w:r>
-        <w:rPr>
-          <w:sz w:val="19"/>
-        </w:rPr>
-        <w:t>(A) a-iv, b-iii, c-i, d-ii</w:t>
-      </w:r>
-    </w:p>
-    <w:p>
-      <w:pPr>
-        <w:pStyle w:val="ListBullet"/>
-        <w:spacing w:after="20"/>
-      </w:pPr>
-      <w:r>
-        <w:rPr>
-          <w:sz w:val="19"/>
-        </w:rPr>
-        <w:t>(B) a-ii, b-i, c-iv, d-iii</w:t>
-      </w:r>
-    </w:p>
-    <w:p>
-      <w:pPr>
-        <w:pStyle w:val="ListBullet"/>
-        <w:spacing w:after="20"/>
-      </w:pPr>
-      <w:r>
-        <w:rPr>
-          <w:sz w:val="19"/>
-        </w:rPr>
-        <w:t>(C) a-iii, b-iv, c-i, d-ii</w:t>
-      </w:r>
-    </w:p>
-    <w:p>
-      <w:pPr>
-        <w:pStyle w:val="ListBullet"/>
-        <w:spacing w:after="20"/>
-      </w:pPr>
-      <w:r>
-        <w:rPr>
-          <w:sz w:val="19"/>
-        </w:rPr>
-        <w:t>(D) a-iii, b-ii, c-i, d-iv</w:t>
-      </w:r>
-    </w:p>
-    <w:tbl>
-      <w:tblPr>
-        <w:tblW w:type="auto" w:w="0"/>
-        <w:jc w:val="center"/>
-        <w:tblLook w:firstColumn="1" w:firstRow="1" w:lastColumn="0" w:lastRow="0" w:noHBand="0" w:noVBand="1" w:val="04A0"/>
-      </w:tblPr>
-      <w:tblGrid>
-        <w:gridCol w:w="10080"/>
-      </w:tblGrid>
-      <w:tr>
-        <w:tc>
-          <w:tcPr>
-            <w:tcW w:type="dxa" w:w="10080"/>
-            <w:shd w:fill="F7FAFC"/>
-            <w:tcMar>
-              <w:top w:w="100" w:type="dxa"/>
-              <w:bottom w:w="100" w:type="dxa"/>
-              <w:left w:w="150" w:type="dxa"/>
-              <w:right w:w="150" w:type="dxa"/>
-            </w:tcMar>
-          </w:tcPr>
-          <w:p>
-            <w:r>
-              <w:rPr>
-                <w:b/>
-                <w:color w:val="1A365D"/>
-                <w:sz w:val="19"/>
-              </w:rPr>
-              <w:t>Correct Answer: None</w:t>
-              <w:br/>
-            </w:r>
-            <w:r>
-              <w:rPr>
-                <w:color w:val="2D3748"/>
-                <w:sz w:val="18"/>
-              </w:rPr>
-              <w:t>Solution Analysis:</w:t>
-              <w:br/>
-              <w:t>Combination reaction - no example given Decomposition reaction - H_(2)O_(2(aq)) → H_(2)O_((ℓ))+O_(2(g)) H_(2)O_((ℓ))vec(→ ≤ ftarrow)2H_(2(g))+O_(2(g)) Displacement reaction - Cl_(2(g))+2Br_((aq))^- → 2Cl_((aq))^-+Br_(2(g)) Disproportionation reaction - 2H_(2)O_(2(aq)) → 2H_(2)O_((ℓ))+O_(2(g))</w:t>
-            </w:r>
-          </w:p>
-        </w:tc>
-      </w:tr>
-    </w:tbl>
-    <w:p>
-      <w:pPr>
-        <w:spacing w:after="120"/>
-      </w:pPr>
-    </w:p>
-    <w:p>
-      <w:pPr>
-        <w:spacing w:before="160" w:after="40"/>
-      </w:pPr>
-      <w:r>
-        <w:rPr>
-          <w:b/>
-          <w:color w:val="1A365D"/>
-          <w:sz w:val="22"/>
-        </w:rPr>
-        <w:t>Benchmark Problem 3: KCET 2020 (Q#2)</w:t>
-      </w:r>
-    </w:p>
-    <w:p>
-      <w:pPr>
-        <w:spacing w:after="80"/>
-      </w:pPr>
-      <w:r>
-        <w:rPr>
-          <w:sz w:val="20"/>
-        </w:rPr>
-        <w:t>In which of the following cases a chemical reaction is possible?</w:t>
-      </w:r>
-    </w:p>
-    <w:p>
-      <w:pPr>
-        <w:pStyle w:val="ListBullet"/>
-        <w:spacing w:after="20"/>
-      </w:pPr>
-      <w:r>
-        <w:rPr>
-          <w:sz w:val="19"/>
-        </w:rPr>
-        <w:t>(A) ZnSO_(4)(aq) is placed in a copper vessel</w:t>
-      </w:r>
-    </w:p>
-    <w:p>
-      <w:pPr>
-        <w:pStyle w:val="ListBullet"/>
-        <w:spacing w:after="20"/>
-      </w:pPr>
-      <w:r>
-        <w:rPr>
-          <w:sz w:val="19"/>
-        </w:rPr>
-        <w:t>(B) AgNO_(3) solution is stirred with a copper spoon</w:t>
-      </w:r>
-    </w:p>
-    <w:p>
-      <w:pPr>
-        <w:pStyle w:val="ListBullet"/>
-        <w:spacing w:after="20"/>
-      </w:pPr>
-      <w:r>
-        <w:rPr>
-          <w:sz w:val="19"/>
-        </w:rPr>
-        <w:t>(C) Conc. HNO_(3) is stored in a platinum vessel</w:t>
-      </w:r>
-    </w:p>
-    <w:p>
-      <w:pPr>
-        <w:pStyle w:val="ListBullet"/>
-        <w:spacing w:after="20"/>
-      </w:pPr>
-      <w:r>
-        <w:rPr>
-          <w:sz w:val="19"/>
-        </w:rPr>
-        <w:t>(D) gold ornaments are washed with dil. HCl</w:t>
-      </w:r>
-    </w:p>
-    <w:tbl>
-      <w:tblPr>
-        <w:tblW w:type="auto" w:w="0"/>
-        <w:jc w:val="center"/>
-        <w:tblLook w:firstColumn="1" w:firstRow="1" w:lastColumn="0" w:lastRow="0" w:noHBand="0" w:noVBand="1" w:val="04A0"/>
-      </w:tblPr>
-      <w:tblGrid>
-        <w:gridCol w:w="10080"/>
-      </w:tblGrid>
-      <w:tr>
-        <w:tc>
-          <w:tcPr>
-            <w:tcW w:type="dxa" w:w="10080"/>
-            <w:shd w:fill="F7FAFC"/>
-            <w:tcMar>
-              <w:top w:w="100" w:type="dxa"/>
-              <w:bottom w:w="100" w:type="dxa"/>
-              <w:left w:w="150" w:type="dxa"/>
-              <w:right w:w="150" w:type="dxa"/>
-            </w:tcMar>
-          </w:tcPr>
-          <w:p>
-            <w:r>
-              <w:rPr>
-                <w:b/>
-                <w:color w:val="1A365D"/>
-                <w:sz w:val="19"/>
-              </w:rPr>
-              <w:t>Correct Answer: None</w:t>
-              <w:br/>
-            </w:r>
-            <w:r>
-              <w:rPr>
-                <w:color w:val="2D3748"/>
-                <w:sz w:val="18"/>
-              </w:rPr>
-              <w:t>Solution Analysis:</w:t>
-              <w:br/>
-              <w:t>A chemical reaction is possible when AgNO_(3) solution is stirred with copper spoon as copper has lesser positive value of standard electrode reduction potential as compared to Ag . The reaction will be, 2AgNO_(3)+Cu → Cu(NO_(3))_(2)+2Ag</w:t>
             </w:r>
           </w:p>
         </w:tc>
